--- a/medical_sapir_whorf/output/manuscript_en.docx
+++ b/medical_sapir_whorf/output/manuscript_en.docx
@@ -230,7 +230,7 @@
         <w:rPr>
           <w:color w:val="000000"/>
         </w:rPr>
-        <w:t>2.x The Sapir–Whorf Hypothesis in Linguistics</w:t>
+        <w:t>2.1 The Sapir–Whorf Hypothesis in Linguistics</w:t>
       </w:r>
     </w:p>
     <w:p>
@@ -304,7 +304,7 @@
         <w:rPr>
           <w:color w:val="000000"/>
         </w:rPr>
-        <w:t>2.x Prior Work on Language and Disease</w:t>
+        <w:t>2.2 Prior Work on Language and Disease</w:t>
       </w:r>
     </w:p>
     <w:p>

--- a/medical_sapir_whorf/output/manuscript_en.docx
+++ b/medical_sapir_whorf/output/manuscript_en.docx
@@ -337,11 +337,38 @@
         <w:jc w:val="center"/>
       </w:pPr>
       <w:r>
-        <w:rPr>
-          <w:i/>
-          <w:sz w:val="20"/>
-        </w:rPr>
-        <w:t>[Figure 1: Disease–Illness–Sickness Feedback Model]</w:t>
+        <w:drawing>
+          <wp:inline xmlns:a="http://schemas.openxmlformats.org/drawingml/2006/main" xmlns:pic="http://schemas.openxmlformats.org/drawingml/2006/picture">
+            <wp:extent cx="5029200" cy="2998715"/>
+            <wp:docPr id="1" name="Picture 1"/>
+            <wp:cNvGraphicFramePr>
+              <a:graphicFrameLocks noChangeAspect="1"/>
+            </wp:cNvGraphicFramePr>
+            <a:graphic>
+              <a:graphicData uri="http://schemas.openxmlformats.org/drawingml/2006/picture">
+                <pic:pic>
+                  <pic:nvPicPr>
+                    <pic:cNvPr id="0" name="figure1_en.png"/>
+                    <pic:cNvPicPr/>
+                  </pic:nvPicPr>
+                  <pic:blipFill>
+                    <a:blip r:embed="rId9"/>
+                    <a:stretch>
+                      <a:fillRect/>
+                    </a:stretch>
+                  </pic:blipFill>
+                  <pic:spPr>
+                    <a:xfrm>
+                      <a:off x="0" y="0"/>
+                      <a:ext cx="5029200" cy="2998715"/>
+                    </a:xfrm>
+                    <a:prstGeom prst="rect"/>
+                  </pic:spPr>
+                </pic:pic>
+              </a:graphicData>
+            </a:graphic>
+          </wp:inline>
+        </w:drawing>
       </w:r>
     </w:p>
     <w:p>
@@ -1402,11 +1429,38 @@
         <w:jc w:val="center"/>
       </w:pPr>
       <w:r>
-        <w:rPr>
-          <w:i/>
-          <w:sz w:val="20"/>
-        </w:rPr>
-        <w:t>[Figure 2: Proposed Interrupted Time-Series Study Design]</w:t>
+        <w:drawing>
+          <wp:inline xmlns:a="http://schemas.openxmlformats.org/drawingml/2006/main" xmlns:pic="http://schemas.openxmlformats.org/drawingml/2006/picture">
+            <wp:extent cx="5029200" cy="2500623"/>
+            <wp:docPr id="2" name="Picture 2"/>
+            <wp:cNvGraphicFramePr>
+              <a:graphicFrameLocks noChangeAspect="1"/>
+            </wp:cNvGraphicFramePr>
+            <a:graphic>
+              <a:graphicData uri="http://schemas.openxmlformats.org/drawingml/2006/picture">
+                <pic:pic>
+                  <pic:nvPicPr>
+                    <pic:cNvPr id="0" name="figure2_en.png"/>
+                    <pic:cNvPicPr/>
+                  </pic:nvPicPr>
+                  <pic:blipFill>
+                    <a:blip r:embed="rId10"/>
+                    <a:stretch>
+                      <a:fillRect/>
+                    </a:stretch>
+                  </pic:blipFill>
+                  <pic:spPr>
+                    <a:xfrm>
+                      <a:off x="0" y="0"/>
+                      <a:ext cx="5029200" cy="2500623"/>
+                    </a:xfrm>
+                    <a:prstGeom prst="rect"/>
+                  </pic:spPr>
+                </pic:pic>
+              </a:graphicData>
+            </a:graphic>
+          </wp:inline>
+        </w:drawing>
       </w:r>
     </w:p>
     <w:p>

--- a/medical_sapir_whorf/output/manuscript_en.docx
+++ b/medical_sapir_whorf/output/manuscript_en.docx
@@ -1431,7 +1431,7 @@
       <w:r>
         <w:drawing>
           <wp:inline xmlns:a="http://schemas.openxmlformats.org/drawingml/2006/main" xmlns:pic="http://schemas.openxmlformats.org/drawingml/2006/picture">
-            <wp:extent cx="5029200" cy="2500623"/>
+            <wp:extent cx="5029200" cy="2481580"/>
             <wp:docPr id="2" name="Picture 2"/>
             <wp:cNvGraphicFramePr>
               <a:graphicFrameLocks noChangeAspect="1"/>
@@ -1452,7 +1452,7 @@
                   <pic:spPr>
                     <a:xfrm>
                       <a:off x="0" y="0"/>
-                      <a:ext cx="5029200" cy="2500623"/>
+                      <a:ext cx="5029200" cy="2481580"/>
                     </a:xfrm>
                     <a:prstGeom prst="rect"/>
                   </pic:spPr>

--- a/medical_sapir_whorf/output/manuscript_en.docx
+++ b/medical_sapir_whorf/output/manuscript_en.docx
@@ -92,7 +92,7 @@
         <w:rPr>
           <w:sz w:val="22"/>
         </w:rPr>
-        <w:t>Disease classification systems are generally understood as neutral tools for organizing clinical knowledge. Drawing on the Sapir–Whorf hypothesis from linguistics — which posits that language shapes cognition — we propose a “Medical Sapir–Whorf Hypothesis”: nosological frameworks do not merely describe clinical reality but actively constitute it, influencing diagnostic reasoning, therapeutic choices, resource allocation, and patient experience in ways that exceed what structural or institutional arguments alone predict. We develop this thesis through two complementary lines of evidence. First, we examine karoshi (過労死, death from overwork), a disease concept unique to Japan that has no direct equivalent in Western nosology, demonstrating how the presence or absence of a diagnostic category fundamentally alters the medical system’s response to identical biological events. Second, we propose using the ICD-10 to ICD-11 transition as a natural experiment, focusing on the introduction of independent chapters for chronic pain (MG30) and the formal recognition of burnout (QD85), to empirically test whether changes in classification produce measurable shifts in clinical practice. We situate our argument within Kleinman’s disease–illness–sickness framework and Hacking’s theory of looping effects, proposing that the Medical Sapir–Whorf effect operates primarily at the sickness level but feeds back into illness experience. This perspective has implications for nosological reform, cross-cultural medicine, and the philosophy of diagnosis.</w:t>
+        <w:t>Disease classification systems are generally understood as neutral tools for organizing clinical knowledge. Drawing on the Sapir–Whorf hypothesis from linguistics — which posits that language shapes cognition — we propose a “Medical Sapir–Whorf Hypothesis”: nosological frameworks do not merely describe clinical reality but actively constitute it, influencing diagnostic reasoning, therapeutic choices, resource allocation, and patient experience in ways that exceed what structural or institutional arguments alone predict. We develop this thesis through two complementary lines of evidence. First, we examine karoshi (過労死, death from overwork), a disease concept unique to Japan that has no direct equivalent in Western nosology, demonstrating how the presence or absence of a diagnostic category fundamentally alters the medical system’s response to identical biological events. We present original empirical evidence using 29 years of Japanese workers’ compensation data (FY1996–FY2024): an interrupted time-series analysis demonstrates a 3.71-fold increase in recognized work-related cardiovascular cases (β = 231.4, p &lt; 0.001) following the 2001 revision of recognition criteria, and international comparison reveals that Japan and South Korea — despite having lower working-age cardiovascular mortality than most Western nations — are the only countries with comprehensive recognition systems, supporting the hypothesis that diagnostic categories create rather than reflect clinical infrastructure. Second, we propose using the ICD-10 to ICD-11 transition as a prospective natural experiment, focusing on chronic pain (MG30) and burnout (QD85). We situate our argument within Kleinman’s disease–illness–sickness framework and Hacking’s theory of looping effects, proposing that the Medical Sapir–Whorf effect operates primarily at the sickness level but feeds back into illness experience. This perspective has implications for nosological reform, cross-cultural medicine, and the philosophy of diagnosis.</w:t>
       </w:r>
     </w:p>
     <w:p>
@@ -1058,6 +1058,207 @@
     </w:p>
     <w:p>
       <w:pPr>
+        <w:pStyle w:val="Heading2"/>
+      </w:pPr>
+      <w:r>
+        <w:t>Interrupted Time-Series Analysis of Karoshi Recognition</w:t>
+      </w:r>
+    </w:p>
+    <w:p>
+      <w:pPr/>
+      <w:r>
+        <w:rPr>
+          <w:sz w:val="22"/>
+        </w:rPr>
+        <w:t>To quantify this effect more precisely, we compiled 29 years of workers’ compensation data from the Ministry of Health, Labour and Welfare (MHLW) annual reports on brain and cardiovascular disease claims (FY1996–FY2024).</w:t>
+      </w:r>
+      <w:r>
+        <w:rPr>
+          <w:sz w:val="16"/>
+          <w:vertAlign w:val="superscript"/>
+        </w:rPr>
+        <w:t>32</w:t>
+      </w:r>
+      <w:r>
+        <w:rPr>
+          <w:sz w:val="22"/>
+        </w:rPr>
+        <w:t xml:space="preserve"> We conducted an interrupted time-series (ITS) analysis using segmented regression, with the December 2001 recognition criteria revision as the primary intervention point. The 2001 revision introduced the “80-hour overtime rule” and substantially broadened eligibility for work-related cardiovascular disease recognition.</w:t>
+      </w:r>
+    </w:p>
+    <w:p>
+      <w:pPr/>
+      <w:r>
+        <w:rPr>
+          <w:sz w:val="22"/>
+        </w:rPr>
+        <w:t>The results are striking (Figure 3). The ITS regression reveals a statistically significant level change of β = 231.4 cases (p &lt; 0.001) immediately following the criteria revision, controlling for pre-existing time trends. Mean annual recognized cases increased from 91.7 in the pre-revision period (1996–2001) to 339.9 in the immediate post-revision period (2002–2008), a 3.71-fold increase. The recognition rate (recognized cases / claims filed) jumped from 17.1% to 39.6%. A two-sample t-test confirms this difference is highly significant (t = 14.1, p &lt; 0.0001). Crucially, the negative slope change (β = −17.2, p = 0.040) indicates a gradual regression toward baseline after the initial surge, consistent with an initial “catch-up” of previously unrecognized cases followed by stabilization.</w:t>
+      </w:r>
+    </w:p>
+    <w:p>
+      <w:pPr/>
+      <w:r>
+        <w:rPr>
+          <w:sz w:val="22"/>
+        </w:rPr>
+        <w:t>A second revision in September 2021, which added non-overtime factors (irregular work patterns, psychological stress) as recognition criteria, is associated with a modest uptick in recent years (FY2022–FY2024: 194, 216, 241 cases). Although the post-2021 observation window is too short for robust ITS analysis, the directional change is consistent with the Medical Sapir–Whorf prediction: expanding the nosological boundaries expands what the system recognizes.</w:t>
+      </w:r>
+    </w:p>
+    <w:p>
+      <w:pPr>
+        <w:jc w:val="center"/>
+      </w:pPr>
+      <w:r>
+        <w:drawing>
+          <wp:inline xmlns:a="http://schemas.openxmlformats.org/drawingml/2006/main" xmlns:pic="http://schemas.openxmlformats.org/drawingml/2006/picture">
+            <wp:extent cx="5029200" cy="4183939"/>
+            <wp:docPr id="2" name="Picture 2"/>
+            <wp:cNvGraphicFramePr>
+              <a:graphicFrameLocks noChangeAspect="1"/>
+            </wp:cNvGraphicFramePr>
+            <a:graphic>
+              <a:graphicData uri="http://schemas.openxmlformats.org/drawingml/2006/picture">
+                <pic:pic>
+                  <pic:nvPicPr>
+                    <pic:cNvPr id="0" name="figure3_karoshi_its.png"/>
+                    <pic:cNvPicPr/>
+                  </pic:nvPicPr>
+                  <pic:blipFill>
+                    <a:blip r:embed="rId10"/>
+                    <a:stretch>
+                      <a:fillRect/>
+                    </a:stretch>
+                  </pic:blipFill>
+                  <pic:spPr>
+                    <a:xfrm>
+                      <a:off x="0" y="0"/>
+                      <a:ext cx="5029200" cy="4183939"/>
+                    </a:xfrm>
+                    <a:prstGeom prst="rect"/>
+                  </pic:spPr>
+                </pic:pic>
+              </a:graphicData>
+            </a:graphic>
+          </wp:inline>
+        </w:drawing>
+      </w:r>
+    </w:p>
+    <w:p>
+      <w:pPr>
+        <w:jc w:val="center"/>
+      </w:pPr>
+      <w:r>
+        <w:rPr>
+          <w:i/>
+          <w:sz w:val="18"/>
+        </w:rPr>
+        <w:t>Figure 3. Interrupted time-series analysis of karoshi workers’ compensation recognition in Japan, FY1996–FY2024. Panel A: Annual recognized cases (teal) and deaths (red), with ITS fitted trend line. Vertical lines indicate the 2001 and 2021 criteria revisions. Panel B: Claims filed and recognition rate (%). Data source: MHLW annual reports on brain/cardiovascular disease workers’ compensation.</w:t>
+      </w:r>
+    </w:p>
+    <w:p>
+      <w:pPr>
+        <w:pStyle w:val="Heading2"/>
+      </w:pPr>
+      <w:r>
+        <w:t>International Comparison: The Diagnostic Category Creates the Infrastructure</w:t>
+      </w:r>
+    </w:p>
+    <w:p>
+      <w:pPr/>
+      <w:r>
+        <w:rPr>
+          <w:sz w:val="22"/>
+        </w:rPr>
+        <w:t>If the Medical Sapir–Whorf Hypothesis is correct, the cross-national pattern of work-related cardiovascular disease recognition should correlate with the presence of a karoshi-like diagnostic category rather than with the underlying disease burden. To test this prediction, we compared working-age (25–64) cardiovascular mortality rates from the WHO Mortality Database across eight countries with varying levels of occupational CVD recognition systems (Figure 4).</w:t>
+      </w:r>
+      <w:r>
+        <w:rPr>
+          <w:sz w:val="16"/>
+          <w:vertAlign w:val="superscript"/>
+        </w:rPr>
+        <w:t>33</w:t>
+      </w:r>
+      <w:r>
+        <w:rPr>
+          <w:sz w:val="22"/>
+        </w:rPr>
+      </w:r>
+    </w:p>
+    <w:p>
+      <w:pPr/>
+      <w:r>
+        <w:rPr>
+          <w:sz w:val="22"/>
+        </w:rPr>
+        <w:t>The results support the hypothesis. Japan and South Korea — the only two countries with comprehensive karoshi/과로사 (gwarosa) recognition systems — have among the lowest working-age cardiovascular mortality rates in the comparison (23.0 and 28.0 per 100,000 respectively). By contrast, countries with higher cardiovascular mortality (e.g., United States: 57.0; Germany: 37.0; United Kingdom: 34.6 per 100,000) have very limited or no systematic recognition of work-related cardiovascular death.</w:t>
+      </w:r>
+      <w:r>
+        <w:rPr>
+          <w:sz w:val="16"/>
+          <w:vertAlign w:val="superscript"/>
+        </w:rPr>
+        <w:t>34</w:t>
+      </w:r>
+      <w:r>
+        <w:rPr>
+          <w:sz w:val="22"/>
+        </w:rPr>
+        <w:t xml:space="preserve"> Japan recognizes approximately 200–300 work-related cardiovascular cases annually; comparable Western nations recognize fewer than 10. This paradox — lower disease burden but vastly higher recognition — is precisely what the Medical Sapir–Whorf Hypothesis predicts: the diagnostic category creates the institutional infrastructure for recognition, independent of the underlying disease incidence.</w:t>
+      </w:r>
+    </w:p>
+    <w:p>
+      <w:pPr>
+        <w:jc w:val="center"/>
+      </w:pPr>
+      <w:r>
+        <w:drawing>
+          <wp:inline xmlns:a="http://schemas.openxmlformats.org/drawingml/2006/main" xmlns:pic="http://schemas.openxmlformats.org/drawingml/2006/picture">
+            <wp:extent cx="5029200" cy="2127181"/>
+            <wp:docPr id="3" name="Picture 3"/>
+            <wp:cNvGraphicFramePr>
+              <a:graphicFrameLocks noChangeAspect="1"/>
+            </wp:cNvGraphicFramePr>
+            <a:graphic>
+              <a:graphicData uri="http://schemas.openxmlformats.org/drawingml/2006/picture">
+                <pic:pic>
+                  <pic:nvPicPr>
+                    <pic:cNvPr id="0" name="figure4_international_cvd.png"/>
+                    <pic:cNvPicPr/>
+                  </pic:nvPicPr>
+                  <pic:blipFill>
+                    <a:blip r:embed="rId11"/>
+                    <a:stretch>
+                      <a:fillRect/>
+                    </a:stretch>
+                  </pic:blipFill>
+                  <pic:spPr>
+                    <a:xfrm>
+                      <a:off x="0" y="0"/>
+                      <a:ext cx="5029200" cy="2127181"/>
+                    </a:xfrm>
+                    <a:prstGeom prst="rect"/>
+                  </pic:spPr>
+                </pic:pic>
+              </a:graphicData>
+            </a:graphic>
+          </wp:inline>
+        </w:drawing>
+      </w:r>
+    </w:p>
+    <w:p>
+      <w:pPr>
+        <w:jc w:val="center"/>
+      </w:pPr>
+      <w:r>
+        <w:rPr>
+          <w:i/>
+          <w:sz w:val="18"/>
+        </w:rPr>
+        <w:t>Figure 4. International comparison of working-age cardiovascular mortality and occupational CVD recognition systems. Panel A: IHD and cerebrovascular disease mortality per 100,000 (ages 25–64) by country. Red labels indicate countries with karoshi-like recognition systems. Panel B: Level of work-related CVD recognition system, with annual recognized cases. Data sources: WHO Mortality Database; national labor statistics.</w:t>
+      </w:r>
+    </w:p>
+    <w:p>
+      <w:pPr>
         <w:pStyle w:val="Heading1"/>
       </w:pPr>
       <w:r>
@@ -1432,7 +1633,7 @@
         <w:drawing>
           <wp:inline xmlns:a="http://schemas.openxmlformats.org/drawingml/2006/main" xmlns:pic="http://schemas.openxmlformats.org/drawingml/2006/picture">
             <wp:extent cx="5029200" cy="2481580"/>
-            <wp:docPr id="2" name="Picture 2"/>
+            <wp:docPr id="4" name="Picture 4"/>
             <wp:cNvGraphicFramePr>
               <a:graphicFrameLocks noChangeAspect="1"/>
             </wp:cNvGraphicFramePr>
@@ -1444,7 +1645,7 @@
                     <pic:cNvPicPr/>
                   </pic:nvPicPr>
                   <pic:blipFill>
-                    <a:blip r:embed="rId10"/>
+                    <a:blip r:embed="rId12"/>
                     <a:stretch>
                       <a:fillRect/>
                     </a:stretch>
@@ -1647,7 +1848,7 @@
         <w:rPr>
           <w:sz w:val="22"/>
         </w:rPr>
-        <w:t>We have proposed the Medical Sapir–Whorf Hypothesis: that disease classification systems shape clinical reality through mechanisms of diagnostic foreclosure, looping effects, infrastructure creation, and nosological placebo. The case of karoshi demonstrates that the presence or absence of a nosological concept fundamentally alters the medical system’s response to identical biological events. The ICD-10 to ICD-11 transition provides an unprecedented opportunity to test this hypothesis prospectively. If confirmed, the Medical Sapir–Whorf Hypothesis implies that nosological reform should be understood not as administrative bookkeeping but as a clinical intervention with the power to reshape medical reality.</w:t>
+        <w:t>We have proposed the Medical Sapir–Whorf Hypothesis: that disease classification systems shape clinical reality through mechanisms of diagnostic foreclosure, looping effects, infrastructure creation, and nosological placebo. The case of karoshi demonstrates that the presence or absence of a nosological concept fundamentally alters the medical system’s response to identical biological events. Our interrupted time-series analysis of 29 years of Japanese workers’ compensation data provides direct empirical evidence: a 3.71-fold increase in recognized cases following the 2001 criteria revision (β = 231.4, p &lt; 0.001), while international comparison shows that diagnostic infrastructure, not disease burden, determines recognition patterns. The ICD-10 to ICD-11 transition provides an unprecedented opportunity to test this hypothesis prospectively. The Medical Sapir–Whorf Hypothesis implies that nosological reform should be understood not as administrative bookkeeping but as a clinical intervention with the power to reshape medical reality.</w:t>
       </w:r>
     </w:p>
     <w:p>
@@ -2190,6 +2391,57 @@
         <w:t>Simons RC, Hughes CC, eds. The Culture-Bound Syndromes: Folk Illnesses of Psychiatric and Anthropological Interest. D. Reidel Publishing; 1985.</w:t>
       </w:r>
     </w:p>
+    <w:p>
+      <w:pPr>
+        <w:spacing w:after="40" w:line="276" w:lineRule="auto"/>
+      </w:pPr>
+      <w:r>
+        <w:rPr>
+          <w:sz w:val="20"/>
+        </w:rPr>
+        <w:t xml:space="preserve">32. </w:t>
+      </w:r>
+      <w:r>
+        <w:rPr>
+          <w:sz w:val="20"/>
+        </w:rPr>
+        <w:t>Ministry of Health, Labour and Welfare. Status of Workers’ Compensation for Brain/Cardiovascular Diseases and Mental Disorders (Annual Reports, FY2001–FY2024). Tokyo: MHLW; 2025. https://www.mhlw.go.jp/stf/seisakunitsuite/bunya/koyou_roudou/roudoukijun/rousai/090316_00002.html</w:t>
+      </w:r>
+    </w:p>
+    <w:p>
+      <w:pPr>
+        <w:spacing w:after="40" w:line="276" w:lineRule="auto"/>
+      </w:pPr>
+      <w:r>
+        <w:rPr>
+          <w:sz w:val="20"/>
+        </w:rPr>
+        <w:t xml:space="preserve">33. </w:t>
+      </w:r>
+      <w:r>
+        <w:rPr>
+          <w:sz w:val="20"/>
+        </w:rPr>
+        <w:t>World Health Organization. WHO Mortality Database. Geneva: WHO; 2026. Accessed April 2026. https://www.who.int/data-collections/mortality</w:t>
+      </w:r>
+    </w:p>
+    <w:p>
+      <w:pPr>
+        <w:spacing w:after="40" w:line="276" w:lineRule="auto"/>
+      </w:pPr>
+      <w:r>
+        <w:rPr>
+          <w:sz w:val="20"/>
+        </w:rPr>
+        <w:t xml:space="preserve">34. </w:t>
+      </w:r>
+      <w:r>
+        <w:rPr>
+          <w:sz w:val="20"/>
+        </w:rPr>
+        <w:t>Pega F, Náfrádi B, Momen NC, et al. Global, regional, and national burdens of ischemic heart disease and stroke attributable to exposure to long working hours for 194 countries, 2000–2016: a systematic analysis from the WHO/ILO Joint Estimates of the Work-related Burden of Disease and Injury. Environ Int. 2021;154:106595.</w:t>
+      </w:r>
+    </w:p>
     <w:sectPr>
       <w:pgSz w:w="12240" w:h="15840"/>
       <w:pgMar w:top="1440" w:right="1440" w:bottom="1440" w:left="1440" w:header="720" w:footer="720" w:gutter="0"/>

--- a/medical_sapir_whorf/output/manuscript_en.docx
+++ b/medical_sapir_whorf/output/manuscript_en.docx
@@ -101,32 +101,7 @@
         <w:rPr>
           <w:sz w:val="22"/>
         </w:rPr>
-        <w:t xml:space="preserve"> In its strong form (linguistic determinism), language determines thought; in its weak form (linguistic relativity), language influences habitual patterns of thought without fully constraining them.</w:t>
-      </w:r>
-      <w:r>
-        <w:rPr>
-          <w:sz w:val="16"/>
-          <w:vertAlign w:val="superscript"/>
-        </w:rPr>
-        <w:t>24,25</w:t>
-      </w:r>
-      <w:r>
-        <w:rPr>
-          <w:sz w:val="22"/>
-        </w:rPr>
-        <w:t xml:space="preserve"> Although the strong form has been largely abandoned in linguistics, robust evidence supports the weak form across domains including color perception, spatial reasoning, and temporal cognition.</w:t>
-      </w:r>
-      <w:r>
-        <w:rPr>
-          <w:sz w:val="16"/>
-          <w:vertAlign w:val="superscript"/>
-        </w:rPr>
-        <w:t>24</w:t>
-      </w:r>
-      <w:r>
-        <w:rPr>
-          <w:sz w:val="22"/>
-        </w:rPr>
+        <w:t xml:space="preserve"> It is conventionally distinguished into a strong form (linguistic determinism), in which language determines thought, and a weak form (linguistic relativity), in which language shapes habitual patterns of thought without fully constraining them. The strong form has been largely abandoned in linguistics, but robust evidence supports the weak form (reviewed in Section 2.1).</w:t>
       </w:r>
     </w:p>
     <w:p>
@@ -191,7 +166,7 @@
           <w:sz w:val="16"/>
           <w:vertAlign w:val="superscript"/>
         </w:rPr>
-        <w:t>6,10</w:t>
+        <w:t>6,7</w:t>
       </w:r>
       <w:r>
         <w:rPr>
@@ -261,7 +236,7 @@
           <w:sz w:val="16"/>
           <w:vertAlign w:val="superscript"/>
         </w:rPr>
-        <w:t>24,25</w:t>
+        <w:t>8,9</w:t>
       </w:r>
       <w:r>
         <w:rPr>
@@ -274,7 +249,7 @@
           <w:sz w:val="16"/>
           <w:vertAlign w:val="superscript"/>
         </w:rPr>
-        <w:t>24</w:t>
+        <w:t>8</w:t>
       </w:r>
       <w:r>
         <w:rPr>
@@ -287,7 +262,7 @@
           <w:sz w:val="16"/>
           <w:vertAlign w:val="superscript"/>
         </w:rPr>
-        <w:t>25</w:t>
+        <w:t>9</w:t>
       </w:r>
       <w:r>
         <w:rPr>
@@ -346,7 +321,7 @@
           <w:sz w:val="16"/>
           <w:vertAlign w:val="superscript"/>
         </w:rPr>
-        <w:t>21</w:t>
+        <w:t>10</w:t>
       </w:r>
       <w:r>
         <w:rPr>
@@ -359,7 +334,7 @@
           <w:sz w:val="16"/>
           <w:vertAlign w:val="superscript"/>
         </w:rPr>
-        <w:t>20</w:t>
+        <w:t>11</w:t>
       </w:r>
       <w:r>
         <w:rPr>
@@ -398,7 +373,7 @@
           <w:sz w:val="16"/>
           <w:vertAlign w:val="superscript"/>
         </w:rPr>
-        <w:t>7</w:t>
+        <w:t>12</w:t>
       </w:r>
       <w:r>
         <w:rPr>
@@ -673,7 +648,7 @@
           <w:sz w:val="16"/>
           <w:vertAlign w:val="superscript"/>
         </w:rPr>
-        <w:t>11</w:t>
+        <w:t>13</w:t>
       </w:r>
       <w:r>
         <w:rPr>
@@ -696,7 +671,7 @@
           <w:sz w:val="16"/>
           <w:vertAlign w:val="superscript"/>
         </w:rPr>
-        <w:t>26</w:t>
+        <w:t>14</w:t>
       </w:r>
       <w:r>
         <w:rPr>
@@ -730,7 +705,7 @@
           <w:sz w:val="16"/>
           <w:vertAlign w:val="superscript"/>
         </w:rPr>
-        <w:t>18,19</w:t>
+        <w:t>15,16</w:t>
       </w:r>
       <w:r>
         <w:rPr>
@@ -876,7 +851,7 @@
           <w:sz w:val="16"/>
           <w:vertAlign w:val="superscript"/>
         </w:rPr>
-        <w:t>12</w:t>
+        <w:t>18</w:t>
       </w:r>
       <w:r>
         <w:rPr>
@@ -911,7 +886,7 @@
           <w:sz w:val="16"/>
           <w:vertAlign w:val="superscript"/>
         </w:rPr>
-        <w:t>13,14</w:t>
+        <w:t>19,20</w:t>
       </w:r>
       <w:r>
         <w:rPr>
@@ -939,6 +914,17 @@
         <w:rPr>
           <w:sz w:val="22"/>
         </w:rPr>
+        <w:t>Critically, these effects instantiate the complete looping mechanism (Fig. 2). The introduction of karoshi as a category (Stage 1) reshaped clinical assessment and legal-medical certification practice (Stage 2); bereaved families and workers came to interpret sudden deaths and chronic exhaustion through the karoshi frame and to pursue compensation claims (Stage 3); the resulting certified cases, official statistics, and case law were then used to define and refine the category's diagnostic and overtime-hour criteria (Stage 4)—a self-reinforcing cycle that is structurally absent in health systems lacking the category.</w:t>
+      </w:r>
+    </w:p>
+    <w:p>
+      <w:pPr>
+        <w:spacing w:after="120" w:line="360" w:lineRule="auto"/>
+      </w:pPr>
+      <w:r>
+        <w:rPr>
+          <w:sz w:val="22"/>
+        </w:rPr>
         <w:t>The ICD-11 inclusion of burnout (QD85) as a classifiable occupational phenomenon provides a partial international diffusion of this nosological innovation, and the NR framework predicts that countries adopting this code will begin to replicate—at a smaller scale—the institutional and epidemiological patterns observed in Japan.</w:t>
       </w:r>
       <w:r>
@@ -946,7 +932,7 @@
           <w:sz w:val="16"/>
           <w:vertAlign w:val="superscript"/>
         </w:rPr>
-        <w:t>15,16</w:t>
+        <w:t>21,22</w:t>
       </w:r>
       <w:r>
         <w:rPr>
@@ -973,14 +959,14 @@
         <w:rPr>
           <w:sz w:val="22"/>
         </w:rPr>
-        <w:t>Major revisions of the International Classification of Diseases constitute natural experiments for the NR framework. The transition from ICD-10 to ICD-11 introduced several nosological innovations whose effects can be tracked using before-after designs (Table 1).</w:t>
+        <w:t>Major revisions of the International Classification of Diseases constitute natural experiments for the NR framework. The transition from ICD-10 to ICD-11 introduced several nosological innovations whose effects can be tracked using before-after designs; Prediction 1 (Section 5) formalizes this logic as a testable hypothesis (Table 1).</w:t>
       </w:r>
       <w:r>
         <w:rPr>
           <w:sz w:val="16"/>
           <w:vertAlign w:val="superscript"/>
         </w:rPr>
-        <w:t>15,16</w:t>
+        <w:t>21,22</w:t>
       </w:r>
       <w:r>
         <w:rPr>
@@ -1403,12 +1389,36 @@
           <w:sz w:val="16"/>
           <w:vertAlign w:val="superscript"/>
         </w:rPr>
-        <w:t>16</w:t>
+        <w:t>22</w:t>
       </w:r>
       <w:r>
         <w:rPr>
           <w:sz w:val="22"/>
         </w:rPr>
+      </w:r>
+    </w:p>
+    <w:p>
+      <w:pPr>
+        <w:spacing w:after="120" w:line="360" w:lineRule="auto"/>
+      </w:pPr>
+      <w:r>
+        <w:rPr>
+          <w:sz w:val="22"/>
+        </w:rPr>
+        <w:t>The dynamics described here are not unique to the ICD. Analogous effects arise across other classification systems. In oncology, revisions to the TNM staging system produce stage migration—the 'Will Rogers phenomenon,' whereby reclassifying patients between stages raises apparent stage-specific survival with no change in individual outcomes—a clean instance of the population-level effects of Proposition 6.</w:t>
+      </w:r>
+      <w:r>
+        <w:rPr>
+          <w:sz w:val="16"/>
+          <w:vertAlign w:val="superscript"/>
+        </w:rPr>
+        <w:t>23,24</w:t>
+      </w:r>
+      <w:r>
+        <w:rPr>
+          <w:sz w:val="22"/>
+        </w:rPr>
+        <w:t xml:space="preserve"> Successive editions of the DSM and the expanding terminology of clinical vocabularies such as SNOMED CT similarly reshape which conditions become clinically and administratively visible. The NR framework therefore applies to nosological systems generally, not to the ICD alone.</w:t>
       </w:r>
     </w:p>
     <w:p>
@@ -1450,7 +1460,7 @@
           <w:sz w:val="16"/>
           <w:vertAlign w:val="superscript"/>
         </w:rPr>
-        <w:t>10</w:t>
+        <w:t>7</w:t>
       </w:r>
       <w:r>
         <w:rPr>
@@ -1474,7 +1484,7 @@
           <w:sz w:val="16"/>
           <w:vertAlign w:val="superscript"/>
         </w:rPr>
-        <w:t>9</w:t>
+        <w:t>25</w:t>
       </w:r>
       <w:r>
         <w:rPr>
@@ -1487,7 +1497,7 @@
           <w:sz w:val="16"/>
           <w:vertAlign w:val="superscript"/>
         </w:rPr>
-        <w:t>30</w:t>
+        <w:t>26</w:t>
       </w:r>
       <w:r>
         <w:rPr>
@@ -1570,7 +1580,7 @@
         <w:rPr>
           <w:sz w:val="22"/>
         </w:rPr>
-        <w:t>The Nosological Relativity framework offers several implications for medical practice and nosological policy.</w:t>
+        <w:t>Confirmation of these predictions would establish nosological framing as a measurable causal influence on clinical epidemiology, whereas their refutation would usefully bound the framework's scope to particular disease types; either outcome advances the field. Beyond this empirical agenda, the Nosological Relativity framework offers several implications for medical practice and nosological policy.</w:t>
       </w:r>
     </w:p>
     <w:p>
@@ -1588,7 +1598,7 @@
           <w:sz w:val="16"/>
           <w:vertAlign w:val="superscript"/>
         </w:rPr>
-        <w:t>8,27</w:t>
+        <w:t>27,28</w:t>
       </w:r>
       <w:r>
         <w:rPr>
@@ -1611,7 +1621,7 @@
           <w:sz w:val="16"/>
           <w:vertAlign w:val="superscript"/>
         </w:rPr>
-        <w:t>22</w:t>
+        <w:t>29</w:t>
       </w:r>
       <w:r>
         <w:rPr>
@@ -1624,7 +1634,7 @@
           <w:sz w:val="16"/>
           <w:vertAlign w:val="superscript"/>
         </w:rPr>
-        <w:t>23</w:t>
+        <w:t>30</w:t>
       </w:r>
       <w:r>
         <w:rPr>
@@ -1647,7 +1657,7 @@
           <w:sz w:val="16"/>
           <w:vertAlign w:val="superscript"/>
         </w:rPr>
-        <w:t>26,29</w:t>
+        <w:t>14,31</w:t>
       </w:r>
       <w:r>
         <w:rPr>
@@ -1670,7 +1680,7 @@
           <w:sz w:val="16"/>
           <w:vertAlign w:val="superscript"/>
         </w:rPr>
-        <w:t>8</w:t>
+        <w:t>27</w:t>
       </w:r>
       <w:r>
         <w:rPr>
@@ -1715,7 +1725,7 @@
           <w:sz w:val="16"/>
           <w:vertAlign w:val="superscript"/>
         </w:rPr>
-        <w:t>27,28</w:t>
+        <w:t>28,32</w:t>
       </w:r>
       <w:r>
         <w:rPr>
@@ -1873,7 +1883,7 @@
         <w:rPr>
           <w:sz w:val="20"/>
         </w:rPr>
-        <w:t>Jutel A. Sociology of diagnosis: a preliminary review. Sociol Health Illn. 2009;31(2):278–99.</w:t>
+        <w:t>Swartz L. Anorexia nervosa as a culture-bound syndrome. Soc Sci Med. 1985;20(7):725–30.</w:t>
       </w:r>
     </w:p>
     <w:p>
@@ -1891,7 +1901,7 @@
         <w:rPr>
           <w:sz w:val="20"/>
         </w:rPr>
-        <w:t>Zachar P, Kendler KS. The philosophy of nosology. Annu Rev Clin Psychol. 2017;13:49–71.</w:t>
+        <w:t>Boroditsky L. Does language shape thought? Mandarin and English speakers' conceptions of time. Cogn Psychol. 2001;43(1):1–22.</w:t>
       </w:r>
     </w:p>
     <w:p>
@@ -1909,7 +1919,7 @@
         <w:rPr>
           <w:sz w:val="20"/>
         </w:rPr>
-        <w:t>Boorse C. Health as a theoretical concept. Philos Sci. 1977;44(4):542–73.</w:t>
+        <w:t>Lupyan G, Bergen B. How language programs the mind. Top Cogn Sci. 2016;8(2):408–24.</w:t>
       </w:r>
     </w:p>
     <w:p>
@@ -1927,7 +1937,7 @@
         <w:rPr>
           <w:sz w:val="20"/>
         </w:rPr>
-        <w:t>Swartz L. Anorexia nervosa as a culture-bound syndrome. Soc Sci Med. 1985;20(7):725–30.</w:t>
+        <w:t>Eisenberg L. Disease and illness: distinctions between professional and popular ideas of sickness. Cult Med Psychiatry. 1977;1(1):9–23.</w:t>
       </w:r>
     </w:p>
     <w:p>
@@ -1945,7 +1955,7 @@
         <w:rPr>
           <w:sz w:val="20"/>
         </w:rPr>
-        <w:t>Michaleff ZA, Glasziou P, Thomas R. Consequences of a diagnostic label: a systematic scoping review and thematic framework. Front Public Health. 2021;9:725877.</w:t>
+        <w:t>Fabrega H Jr. Disease and social behavior: an interdisciplinary perspective. Cambridge (MA): MIT Press; 1974.</w:t>
       </w:r>
     </w:p>
     <w:p>
@@ -1963,7 +1973,7 @@
         <w:rPr>
           <w:sz w:val="20"/>
         </w:rPr>
-        <w:t>Nickel B, Moynihan R, Barratt A, Brito JP, McCaffery K. Words do matter: a systematic review on how different terminology for the same condition influences management preferences. BMJ Open. 2017;7(7):e014129.</w:t>
+        <w:t>Jutel A. Sociology of diagnosis: a preliminary review. Sociol Health Illn. 2009;31(2):278–99.</w:t>
       </w:r>
     </w:p>
     <w:p>
@@ -1981,7 +1991,7 @@
         <w:rPr>
           <w:sz w:val="20"/>
         </w:rPr>
-        <w:t>Iwasaki K, Takahashi M, Nakata A. Health problems due to long working hours in Japan: working hours, workers' compensation (karoshi), and preventive measures. Ind Health. 2006;44(4):537–40.</w:t>
+        <w:t>Michaleff ZA, Glasziou P, Thomas R. Consequences of a diagnostic label: a systematic scoping review and thematic framework. Front Public Health. 2021;9:725877.</w:t>
       </w:r>
     </w:p>
     <w:p>
@@ -1999,7 +2009,7 @@
         <w:rPr>
           <w:sz w:val="20"/>
         </w:rPr>
-        <w:t>Nishiyama K, Johnson JV. Karoshi—death from overwork: occupational health consequences of Japanese production management. Int J Health Serv. 1997;27(4):625–41.</w:t>
+        <w:t>Conrad P. The medicalization of society: on the transformation of human conditions into treatable disorders. Baltimore: Johns Hopkins University Press; 2007.</w:t>
       </w:r>
     </w:p>
     <w:p>
@@ -2017,7 +2027,7 @@
         <w:rPr>
           <w:sz w:val="20"/>
         </w:rPr>
-        <w:t>World Health Organization. ICD-11 for Mortality and Morbidity Statistics. Geneva: WHO; 2019.</w:t>
+        <w:t>Tsou JY. Natural kinds, psychiatric classification and the history of the DSM. Hist Psychiatry. 2016;27(4):406–24.</w:t>
       </w:r>
     </w:p>
     <w:p>
@@ -2035,7 +2045,7 @@
         <w:rPr>
           <w:sz w:val="20"/>
         </w:rPr>
-        <w:t>Reed GM, First MB, Kogan CS, et al. Innovations and changes in the ICD-11 classification of mental, behavioural and neurodevelopmental disorders. World Psychiatry. 2019;18(1):3–19.</w:t>
+        <w:t>Cooper R. Classifying madness: a philosophical examination of the Diagnostic and Statistical Manual of Mental Disorders. Dordrecht: Springer; 2005.</w:t>
       </w:r>
     </w:p>
     <w:p>
@@ -2071,7 +2081,7 @@
         <w:rPr>
           <w:sz w:val="20"/>
         </w:rPr>
-        <w:t>Tsou JY. Natural kinds, psychiatric classification and the history of the DSM. Hist Psychiatry. 2016;27(4):406–24.</w:t>
+        <w:t>Nickel B, Moynihan R, Barratt A, Brito JP, McCaffery K. Words do matter: a systematic review on how different terminology for the same condition influences management preferences. BMJ Open. 2017;7(7):e014129.</w:t>
       </w:r>
     </w:p>
     <w:p>
@@ -2089,7 +2099,7 @@
         <w:rPr>
           <w:sz w:val="20"/>
         </w:rPr>
-        <w:t>Cooper R. Classifying madness: a philosophical examination of the Diagnostic and Statistical Manual of Mental Disorders. Dordrecht: Springer; 2005.</w:t>
+        <w:t>Iwasaki K, Takahashi M, Nakata A. Health problems due to long working hours in Japan: working hours, workers' compensation (karoshi), and preventive measures. Ind Health. 2006;44(4):537–40.</w:t>
       </w:r>
     </w:p>
     <w:p>
@@ -2107,7 +2117,7 @@
         <w:rPr>
           <w:sz w:val="20"/>
         </w:rPr>
-        <w:t>Fabrega H Jr. Disease and social behavior: an interdisciplinary perspective. Cambridge (MA): MIT Press; 1974.</w:t>
+        <w:t>Nishiyama K, Johnson JV. Karoshi—death from overwork: occupational health consequences of Japanese production management. Int J Health Serv. 1997;27(4):625–41.</w:t>
       </w:r>
     </w:p>
     <w:p>
@@ -2125,7 +2135,7 @@
         <w:rPr>
           <w:sz w:val="20"/>
         </w:rPr>
-        <w:t>Eisenberg L. Disease and illness: distinctions between professional and popular ideas of sickness. Cult Med Psychiatry. 1977;1(1):9–23.</w:t>
+        <w:t>World Health Organization. ICD-11 for Mortality and Morbidity Statistics. Geneva: WHO; 2019.</w:t>
       </w:r>
     </w:p>
     <w:p>
@@ -2143,7 +2153,7 @@
         <w:rPr>
           <w:sz w:val="20"/>
         </w:rPr>
-        <w:t>Rosenhan DL. On being sane in insane places. Science. 1973;179(4070):250–8.</w:t>
+        <w:t>Reed GM, First MB, Kogan CS, et al. Innovations and changes in the ICD-11 classification of mental, behavioural and neurodevelopmental disorders. World Psychiatry. 2019;18(1):3–19.</w:t>
       </w:r>
     </w:p>
     <w:p>
@@ -2161,7 +2171,7 @@
         <w:rPr>
           <w:sz w:val="20"/>
         </w:rPr>
-        <w:t>Thibault JM, Bhatt DL, Engel GL. The biopsychosocial model: past, present, future. Psychosomatics. 2003;44(4):267–75.</w:t>
+        <w:t>Feinstein AR, Sosin DM, Wells CK. The Will Rogers phenomenon: stage migration and new diagnostic techniques as a source of misleading statistics for survival in cancer. N Engl J Med. 1985;312(25):1604–8.</w:t>
       </w:r>
     </w:p>
     <w:p>
@@ -2179,7 +2189,7 @@
         <w:rPr>
           <w:sz w:val="20"/>
         </w:rPr>
-        <w:t>Boroditsky L. Does language shape thought? Mandarin and English speakers' conceptions of time. Cogn Psychol. 2001;43(1):1–22.</w:t>
+        <w:t>Brierley JD, Gospodarowicz MK, Wittekind C, editors. TNM classification of malignant tumours. 8th ed. Oxford: Wiley Blackwell; 2017.</w:t>
       </w:r>
     </w:p>
     <w:p>
@@ -2197,7 +2207,7 @@
         <w:rPr>
           <w:sz w:val="20"/>
         </w:rPr>
-        <w:t>Lupyan G, Bergen B. How language programs the mind. Top Cogn Sci. 2016;8(2):408–24.</w:t>
+        <w:t>Boorse C. Health as a theoretical concept. Philos Sci. 1977;44(4):542–73.</w:t>
       </w:r>
     </w:p>
     <w:p>
@@ -2215,7 +2225,7 @@
         <w:rPr>
           <w:sz w:val="20"/>
         </w:rPr>
-        <w:t>Conrad P. The medicalization of society: on the transformation of human conditions into treatable disorders. Baltimore: Johns Hopkins University Press; 2007.</w:t>
+        <w:t>Kirmayer LJ. Cultural variations in the clinical presentation of depression and anxiety: implications for diagnosis and treatment. J Clin Psychiatry. 2001;62 Suppl 13:22–8.</w:t>
       </w:r>
     </w:p>
     <w:p>
@@ -2233,7 +2243,7 @@
         <w:rPr>
           <w:sz w:val="20"/>
         </w:rPr>
-        <w:t>Bowker GC, Star SL. Sorting things out: classification and its consequences. Cambridge (MA): MIT Press; 1999.</w:t>
+        <w:t>Zachar P, Kendler KS. The philosophy of nosology. Annu Rev Clin Psychol. 2017;13:49–71.</w:t>
       </w:r>
     </w:p>
     <w:p>
@@ -2251,7 +2261,7 @@
         <w:rPr>
           <w:sz w:val="20"/>
         </w:rPr>
-        <w:t>Craddock N, Owen MJ. The Kraepelinian dichotomy — going, going... but still not gone. Br J Psychiatry. 2010;196(2):92–5.</w:t>
+        <w:t>Bowker GC, Star SL. Sorting things out: classification and its consequences. Cambridge (MA): MIT Press; 1999.</w:t>
       </w:r>
     </w:p>
     <w:p>
@@ -2269,7 +2279,7 @@
         <w:rPr>
           <w:sz w:val="20"/>
         </w:rPr>
-        <w:t>Frances A. Saving normal: an insider's revolt against out-of-control psychiatric diagnosis, DSM-5, Big Pharma, and the medicalization of ordinary life. New York: William Morrow; 2013.</w:t>
+        <w:t>Rosenhan DL. On being sane in insane places. Science. 1973;179(4070):250–8.</w:t>
       </w:r>
     </w:p>
     <w:p>
@@ -2287,7 +2297,43 @@
         <w:rPr>
           <w:sz w:val="20"/>
         </w:rPr>
-        <w:t>Kirmayer LJ. Cultural variations in the clinical presentation of depression and anxiety: implications for diagnosis and treatment. J Clin Psychiatry. 2001;62 Suppl 13:22–8.</w:t>
+        <w:t>Thibault JM, Bhatt DL, Engel GL. The biopsychosocial model: past, present, future. Psychosomatics. 2003;44(4):267–75.</w:t>
+      </w:r>
+    </w:p>
+    <w:p>
+      <w:pPr>
+        <w:spacing w:after="40" w:line="276" w:lineRule="auto"/>
+      </w:pPr>
+      <w:r>
+        <w:rPr>
+          <w:b/>
+          <w:sz w:val="20"/>
+        </w:rPr>
+        <w:t xml:space="preserve">31. </w:t>
+      </w:r>
+      <w:r>
+        <w:rPr>
+          <w:sz w:val="20"/>
+        </w:rPr>
+        <w:t>Frances A. Saving normal: an insider's revolt against out-of-control psychiatric diagnosis, DSM-5, Big Pharma, and the medicalization of ordinary life. New York: William Morrow; 2013.</w:t>
+      </w:r>
+    </w:p>
+    <w:p>
+      <w:pPr>
+        <w:spacing w:after="40" w:line="276" w:lineRule="auto"/>
+      </w:pPr>
+      <w:r>
+        <w:rPr>
+          <w:b/>
+          <w:sz w:val="20"/>
+        </w:rPr>
+        <w:t xml:space="preserve">32. </w:t>
+      </w:r>
+      <w:r>
+        <w:rPr>
+          <w:sz w:val="20"/>
+        </w:rPr>
+        <w:t>Craddock N, Owen MJ. The Kraepelinian dichotomy — going, going... but still not gone. Br J Psychiatry. 2010;196(2):92–5.</w:t>
       </w:r>
     </w:p>
     <w:sectPr>

--- a/medical_sapir_whorf/output/manuscript_en.docx
+++ b/medical_sapir_whorf/output/manuscript_en.docx
@@ -21,9 +21,10 @@
       </w:pPr>
       <w:r>
         <w:rPr>
+          <w:i/>
           <w:sz w:val="24"/>
         </w:rPr>
-        <w:t>Tatsuki Onishi</w:t>
+        <w:t>[Author identifying information removed for double-masked review]</w:t>
       </w:r>
     </w:p>
     <w:p/>
@@ -46,7 +47,7 @@
         <w:rPr>
           <w:sz w:val="22"/>
         </w:rPr>
-        <w:t>Background: The Sapir–Whorf hypothesis in linguistics posits that the structure of language influences cognition and perception. An analogous phenomenon may operate in medicine: nosological frameworks—the systems by which diseases are classified and named—may not merely describe clinical reality but actively shape it. While the notion that disease concepts influence medical practice is intuitive, we argue that the effects extend beyond the obvious and warrant formal theoretical treatment. Objective: This paper proposes the 'Nosological Relativity' framework, a formal analogue of the Sapir–Whorf hypothesis applied to medical classification systems. We define strong and weak forms of the hypothesis, delineate three levels of effect (cognitive, institutional, and population), and incorporate Ian Hacking's looping-effect mechanism as the central feedback dynamic. Methods: We synthesize insights from philosophy of science, medical anthropology, sociology of diagnosis, and clinical medicine to construct the theoretical framework. Case studies from pain medicine, occupational health (karoshi), and ICD revision history are analyzed as illustrative evidence. Counter-evidence from culture-independent disease manifestations (e.g., anorexia nervosa in non-thin-ideal societies) is integrated to delimit the framework's boundaries. Results: The Nosological Relativity framework identifies six propositions and three testable predictions. We demonstrate that nosological categories operate as cognitive constraints on clinical reasoning (diagnostic foreclosure), institutional determinants of research funding and therapeutic pathways, and population-level shapers of epidemiological patterns. The looping mechanism—whereby classification alters patient self-identification, which in turn generates data that reinforces the classification—is formalized as the central dynamic. Conclusions: The Nosological Relativity framework provides a structured theoretical lens for understanding how disease classification systems shape medical practice. The framework yields testable predictions amenable to natural-experiment designs, particularly around ICD revisions, and has practical implications for nosological policy and clinical education.</w:t>
+        <w:t>The Sapir–Whorf hypothesis holds that the structure of a language shapes thought. We argue that an analogous relation holds in medicine: nosological systems—the frameworks by which diseases are classified and named—do not merely describe clinical reality but partly constitute it. We develop the Nosological Relativity framework, distinguishing weak and strong forms and three levels of effect—cognitive, institutional, and population—with Hacking's looping effects as the central dynamic. Drawing on pain medicine, karoshi, and ICD revision, and treating culture-independent disease as a boundary condition, we derive six propositions and three testable predictions.</w:t>
       </w:r>
     </w:p>
     <w:p>
@@ -112,7 +113,7 @@
         <w:rPr>
           <w:sz w:val="22"/>
         </w:rPr>
-        <w:t>An analogous phenomenon may operate in medicine. Nosological frameworks—the formal systems by which diseases are classified, named, and organized—constitute the 'language' of clinical medicine. Just as natural language categories shape how speakers perceive and reason about the world, nosological categories may shape how clinicians perceive, diagnose, and treat patients. Warner first explored this analogy in 1976, arguing that linguistic structures in different cultures lead to fundamentally different conceptions of disease.</w:t>
+        <w:t>An analogous phenomenon may operate in medicine. Nosological frameworks—the formal systems by which diseases are classified, named, and organized—constitute the “language” of clinical medicine. Just as the categories of a natural language shape how speakers perceive and reason about the world, nosological categories may shape how clinicians perceive, diagnose, and treat patients. Warner first explored this analogy in 1977, arguing that linguistic structures in different cultures lead to fundamentally different conceptions of disease.</w:t>
       </w:r>
       <w:r>
         <w:rPr>
@@ -136,7 +137,7 @@
         <w:rPr>
           <w:sz w:val="22"/>
         </w:rPr>
-        <w:t>The claim that 'disease concepts shape medical practice' might appear trivially true—medicine is, after all, organized around disease categories. However, we argue that the effects extend well beyond the obvious and warrant systematic theoretical treatment. The phenomenon includes cognitive effects on clinical reasoning (diagnostic foreclosure), institutional effects on research funding and treatment guidelines, and population-level effects on epidemiological patterns. Moreover, as Ian Hacking has demonstrated for psychiatric classifications, a distinctive looping mechanism operates: classification systems alter patient self-identification and symptom expression, which in turn generates data that reinforces the original classification.</w:t>
+        <w:t>The claim that “disease concepts shape medical practice” might appear trivially true—medicine is, after all, organized around disease categories. However, we argue that the effects extend well beyond the obvious and warrant systematic theoretical treatment. The phenomenon includes cognitive effects on clinical reasoning (diagnostic foreclosure), institutional effects on research funding and treatment guidelines, and population-level effects on epidemiological patterns. Moreover, as Ian Hacking has demonstrated for psychiatric classifications, a distinctive looping mechanism operates: classification systems alter patient self-identification and symptom expression, which in turn generates data that reinforces the original classification.</w:t>
       </w:r>
       <w:r>
         <w:rPr>
@@ -183,7 +184,7 @@
         <w:rPr>
           <w:sz w:val="22"/>
         </w:rPr>
-        <w:t>In this paper, we propose the 'Nosological Relativity' (NR) framework—a formal analogue of the Sapir–Whorf hypothesis applied to medical classification systems. We define the framework's core propositions, distinguish strong and weak forms, delineate three levels of effect, and formalize the looping mechanism as the central feedback dynamic. We then illustrate the framework with case studies and derive testable predictions suitable for empirical investigation.</w:t>
+        <w:t>In this paper, we propose the Nosological Relativity (NR) framework—a formal analogue of the Sapir–Whorf hypothesis applied to medical classification systems. We define the framework's core propositions, distinguish strong and weak forms, delineate three levels of effect, and formalize the looping mechanism as the central feedback dynamic. We then illustrate the framework with case studies and derive testable predictions suitable for empirical investigation.</w:t>
       </w:r>
     </w:p>
     <w:p>
@@ -290,7 +291,7 @@
         <w:rPr>
           <w:sz w:val="22"/>
         </w:rPr>
-        <w:t>Warner's 1976 paper represents the first explicit application of the Sapir–Whorf hypothesis to medicine.</w:t>
+        <w:t>Warner's 1977 paper represents the first explicit application of the Sapir–Whorf hypothesis to medicine.</w:t>
       </w:r>
       <w:r>
         <w:rPr>
@@ -314,7 +315,7 @@
         <w:rPr>
           <w:sz w:val="22"/>
         </w:rPr>
-        <w:t>Subsequent work has expanded this perspective without formalization. Eisenberg distinguished between 'disease' (the biomedical construct) and 'illness' (the patient's lived experience), showing that the gap between these constructs is mediated by cultural and linguistic categories.</w:t>
+        <w:t>Subsequent work has expanded this perspective without formalization. Eisenberg distinguished between “disease” (the biomedical construct) and “illness” (the patient's lived experience), showing that the gap between these constructs is mediated by cultural and linguistic categories.</w:t>
       </w:r>
       <w:r>
         <w:rPr>
@@ -389,7 +390,7 @@
         <w:rPr>
           <w:sz w:val="22"/>
         </w:rPr>
-        <w:t>Despite these rich intellectual traditions, no integrated formal framework exists for the proposition that nosological categories shape medical practice in ways analogous to linguistic relativity. The present paper fills this gap.</w:t>
+        <w:t>Despite this substantial body of work, no integrated formal framework exists for the proposition that nosological categories shape medical practice in ways analogous to linguistic relativity. The present paper fills this gap.</w:t>
       </w:r>
     </w:p>
     <w:p>
@@ -698,7 +699,7 @@
         <w:rPr>
           <w:sz w:val="22"/>
         </w:rPr>
-        <w:t>This looping mechanism creates a self-reinforcing cycle that can make it difficult to distinguish between categories that 'carve nature at its joints' and categories that generate the very patterns they claim to describe.</w:t>
+        <w:t>This looping mechanism creates a self-reinforcing cycle that can make it difficult to distinguish between categories that “carve nature at its joints” and categories that generate the very patterns they claim to describe.</w:t>
       </w:r>
       <w:r>
         <w:rPr>
@@ -879,7 +880,7 @@
         <w:rPr>
           <w:sz w:val="22"/>
         </w:rPr>
-        <w:t>Karoshi (過労死, death from overwork) provides a compelling illustration of Proposition 3—the strong form of nosological relativity. The concept emerged in Japan in the 1970s as a legally and medically recognized cause of death, distinct from the underlying cardiovascular or cerebrovascular events.</w:t>
+        <w:t>Karoshi (過労死, death from overwork) is a clear illustration of Proposition 3—the strong form of nosological relativity. The concept emerged in Japan in the 1970s as a legally and medically recognized cause of death, distinct from the underlying cardiovascular or cerebrovascular events.</w:t>
       </w:r>
       <w:r>
         <w:rPr>
@@ -903,7 +904,7 @@
         <w:rPr>
           <w:sz w:val="22"/>
         </w:rPr>
-        <w:t>The existence of karoshi as a nosological category in Japan has produced a cascade of effects consistent with the NR framework: (a) at the cognitive level, Japanese clinicians consider occupational overwork in the differential diagnosis of sudden cardiovascular death in working-age adults, a consideration that is largely absent in countries without an equivalent category; (b) at the institutional level, Japan has developed a dedicated legal-medical apparatus for karoshi certification, with specific overtime-hour thresholds (the '80-hour karoshi line') that do not exist elsewhere; (c) at the population level, Japan reports karoshi statistics as a distinct epidemiological phenomenon, generating policy responses (the 2014 Act on Promotion of Measures to Prevent Karoshi) that are structurally impossible in countries where the category does not exist.</w:t>
+        <w:t>The existence of karoshi as a nosological category in Japan has produced a cascade of effects consistent with the NR framework: (a) at the cognitive level, Japanese clinicians consider occupational overwork in the differential diagnosis of sudden cardiovascular death in working-age adults, a consideration that is largely absent in countries without an equivalent category; (b) at the institutional level, Japan has developed a dedicated legal-medical apparatus for karoshi certification, with specific overtime-hour thresholds (the “80-hour karoshi line”) that do not exist elsewhere; (c) at the population level, Japan reports karoshi statistics as a distinct epidemiological phenomenon, generating policy responses (the 2014 Act on Promotion of Measures to Prevent Karoshi) that are structurally impossible in countries where the category does not exist.</w:t>
       </w:r>
     </w:p>
     <w:p>
@@ -1405,7 +1406,7 @@
         <w:rPr>
           <w:sz w:val="22"/>
         </w:rPr>
-        <w:t>The dynamics described here are not unique to the ICD. Analogous effects arise across other classification systems. In oncology, revisions to the TNM staging system produce stage migration—the 'Will Rogers phenomenon,' whereby reclassifying patients between stages raises apparent stage-specific survival with no change in individual outcomes—a clean instance of the population-level effects of Proposition 6.</w:t>
+        <w:t>The dynamics described here are not unique to the ICD. Analogous effects arise across other classification systems. In oncology, revisions to the TNM staging system produce stage migration—the “Will Rogers phenomenon,” whereby reclassifying patients between stages raises apparent stage-specific survival with no change in individual outcomes—a direct instance of the population-level effects of Proposition 6.</w:t>
       </w:r>
       <w:r>
         <w:rPr>
@@ -1811,7 +1812,7 @@
         <w:rPr>
           <w:sz w:val="20"/>
         </w:rPr>
-        <w:t>Warner R. The relationship between language and disease concepts. Int J Psychiatry Med. 1976;7(1):57–68.</w:t>
+        <w:t>Warner R. The relationship between language and disease concepts. Int J Psychiatry Med. 1977;7(1):57–68.</w:t>
       </w:r>
     </w:p>
     <w:p>
@@ -1991,7 +1992,7 @@
         <w:rPr>
           <w:sz w:val="20"/>
         </w:rPr>
-        <w:t>Michaleff ZA, Glasziou P, Thomas R. Consequences of a diagnostic label: a systematic scoping review and thematic framework. Front Public Health. 2021;9:725877.</w:t>
+        <w:t>Sims R, Michaleff ZA, Glasziou P, Thomas R. Consequences of a diagnostic label: a systematic scoping review and thematic framework. Front Public Health. 2021;9:725877.</w:t>
       </w:r>
     </w:p>
     <w:p>
@@ -2081,7 +2082,7 @@
         <w:rPr>
           <w:sz w:val="20"/>
         </w:rPr>
-        <w:t>Nickel B, Moynihan R, Barratt A, Brito JP, McCaffery K. Words do matter: a systematic review on how different terminology for the same condition influences management preferences. BMJ Open. 2017;7(7):e014129.</w:t>
+        <w:t>Nickel B, Barratt A, Copp T, Moynihan R, McCaffery K. Words do matter: a systematic review on how different terminology for the same condition influences management preferences. BMJ Open. 2017;7(7):e014129.</w:t>
       </w:r>
     </w:p>
     <w:p>
@@ -2297,7 +2298,7 @@
         <w:rPr>
           <w:sz w:val="20"/>
         </w:rPr>
-        <w:t>Thibault JM, Bhatt DL, Engel GL. The biopsychosocial model: past, present, future. Psychosomatics. 2003;44(4):267–75.</w:t>
+        <w:t>Engel GL. The need for a new medical model: a challenge for biomedicine. Science. 1977;196(4286):129–36.</w:t>
       </w:r>
     </w:p>
     <w:p>

--- a/medical_sapir_whorf/output/manuscript_en.docx
+++ b/medical_sapir_whorf/output/manuscript_en.docx
@@ -89,20 +89,7 @@
         <w:rPr>
           <w:sz w:val="22"/>
         </w:rPr>
-        <w:t>The Sapir–Whorf hypothesis, formulated in the early twentieth century by Edward Sapir and Benjamin Lee Whorf, proposes that the structure of a language influences its speakers' cognition and worldview.</w:t>
-      </w:r>
-      <w:r>
-        <w:rPr>
-          <w:sz w:val="16"/>
-          <w:vertAlign w:val="superscript"/>
-        </w:rPr>
-        <w:t>1,2</w:t>
-      </w:r>
-      <w:r>
-        <w:rPr>
-          <w:sz w:val="22"/>
-        </w:rPr>
-        <w:t xml:space="preserve"> It is conventionally distinguished into a strong form (linguistic determinism), in which language determines thought, and a weak form (linguistic relativity), in which language shapes habitual patterns of thought without fully constraining them. The strong form has been largely abandoned in linguistics, but robust evidence supports the weak form (reviewed in Section 2.1).</w:t>
+        <w:t>The Sapir–Whorf hypothesis, formulated in the early twentieth century by Edward Sapir and Benjamin Lee Whorf, proposes that the structure of a language influences its speakers' cognition and worldview (Sapir 1929; Whorf 1956). It is conventionally distinguished into a strong form (linguistic determinism), in which language determines thought, and a weak form (linguistic relativity), in which language shapes habitual patterns of thought without fully constraining them. The strong form has been largely abandoned in linguistics, but robust evidence supports the weak form (reviewed in Section 2.1).</w:t>
       </w:r>
     </w:p>
     <w:p>
@@ -113,20 +100,7 @@
         <w:rPr>
           <w:sz w:val="22"/>
         </w:rPr>
-        <w:t>An analogous phenomenon may operate in medicine. Nosological frameworks—the formal systems by which diseases are classified, named, and organized—constitute the “language” of clinical medicine. Just as the categories of a natural language shape how speakers perceive and reason about the world, nosological categories may shape how clinicians perceive, diagnose, and treat patients. Warner first explored this analogy in 1977, arguing that linguistic structures in different cultures lead to fundamentally different conceptions of disease.</w:t>
-      </w:r>
-      <w:r>
-        <w:rPr>
-          <w:sz w:val="16"/>
-          <w:vertAlign w:val="superscript"/>
-        </w:rPr>
-        <w:t>3</w:t>
-      </w:r>
-      <w:r>
-        <w:rPr>
-          <w:sz w:val="22"/>
-        </w:rPr>
-        <w:t xml:space="preserve"> However, the parallel has not been formally developed beyond initial observations.</w:t>
+        <w:t>An analogous phenomenon may operate in medicine. Nosological frameworks—the formal systems by which diseases are classified, named, and organized—constitute the “language” of clinical medicine. Just as the categories of a natural language shape how speakers perceive and reason about the world, nosological categories may shape how clinicians perceive, diagnose, and treat patients. Warner first explored this analogy in 1977, arguing that linguistic structures in different cultures lead to fundamentally different conceptions of disease (1977). However, the parallel has not been formally developed beyond initial observations.</w:t>
       </w:r>
     </w:p>
     <w:p>
@@ -137,19 +111,7 @@
         <w:rPr>
           <w:sz w:val="22"/>
         </w:rPr>
-        <w:t>The claim that “disease concepts shape medical practice” might appear trivially true—medicine is, after all, organized around disease categories. However, we argue that the effects extend well beyond the obvious and warrant systematic theoretical treatment. The phenomenon includes cognitive effects on clinical reasoning (diagnostic foreclosure), institutional effects on research funding and treatment guidelines, and population-level effects on epidemiological patterns. Moreover, as Ian Hacking has demonstrated for psychiatric classifications, a distinctive looping mechanism operates: classification systems alter patient self-identification and symptom expression, which in turn generates data that reinforces the original classification.</w:t>
-      </w:r>
-      <w:r>
-        <w:rPr>
-          <w:sz w:val="16"/>
-          <w:vertAlign w:val="superscript"/>
-        </w:rPr>
-        <w:t>4,5</w:t>
-      </w:r>
-      <w:r>
-        <w:rPr>
-          <w:sz w:val="22"/>
-        </w:rPr>
+        <w:t>The claim that “disease concepts shape medical practice” might appear trivially true—medicine is, after all, organized around disease categories. However, we argue that the effects extend well beyond the obvious and warrant systematic theoretical treatment. The phenomenon includes cognitive effects on clinical reasoning (diagnostic foreclosure), institutional effects on research funding and treatment guidelines, and population-level effects on epidemiological patterns. Moreover, as Ian Hacking has demonstrated for psychiatric classifications, a distinctive looping mechanism operates: classification systems alter patient self-identification and symptom expression, which in turn generates data that reinforces the original classification (1995, 2006).</w:t>
       </w:r>
     </w:p>
     <w:p>
@@ -160,20 +122,7 @@
         <w:rPr>
           <w:sz w:val="22"/>
         </w:rPr>
-        <w:t>At the same time, evidence constrains this hypothesis. Kleinman's observation that anorexia nervosa occurs even in cultures where thinness is not idealized</w:t>
-      </w:r>
-      <w:r>
-        <w:rPr>
-          <w:sz w:val="16"/>
-          <w:vertAlign w:val="superscript"/>
-        </w:rPr>
-        <w:t>6,7</w:t>
-      </w:r>
-      <w:r>
-        <w:rPr>
-          <w:sz w:val="22"/>
-        </w:rPr>
-        <w:t xml:space="preserve"> suggests that some diseases possess a biological substrate that manifests independently of nosological framing. Any adequate theoretical framework must accommodate both the constructive power of nosological categories and the existence of nosology-independent disease phenomena.</w:t>
+        <w:t>At the same time, evidence constrains this hypothesis. Kleinman's observation that anorexia nervosa occurs even in cultures where thinness is not idealized (Kleinman 1988; Swartz 1985) suggests that some diseases possess a biological substrate that manifests independently of nosological framing. Any adequate theoretical framework must accommodate both the constructive power of nosological categories and the existence of nosology-independent disease phenomena.</w:t>
       </w:r>
     </w:p>
     <w:p>
@@ -217,59 +166,7 @@
         <w:rPr>
           <w:sz w:val="22"/>
         </w:rPr>
-        <w:t>The linguistic relativity hypothesis has undergone substantial revision since its original formulation.</w:t>
-      </w:r>
-      <w:r>
-        <w:rPr>
-          <w:sz w:val="16"/>
-          <w:vertAlign w:val="superscript"/>
-        </w:rPr>
-        <w:t>1,2</w:t>
-      </w:r>
-      <w:r>
-        <w:rPr>
-          <w:sz w:val="22"/>
-        </w:rPr>
-        <w:t xml:space="preserve"> Contemporary research supports a moderate position: language does not rigidly determine thought, but it does influence habitual patterns of cognition.</w:t>
-      </w:r>
-      <w:r>
-        <w:rPr>
-          <w:sz w:val="16"/>
-          <w:vertAlign w:val="superscript"/>
-        </w:rPr>
-        <w:t>8,9</w:t>
-      </w:r>
-      <w:r>
-        <w:rPr>
-          <w:sz w:val="22"/>
-        </w:rPr>
-        <w:t xml:space="preserve"> Boroditsky demonstrated that Mandarin and English speakers conceptualize time differently, consistent with structural differences in how each language encodes temporal relations.</w:t>
-      </w:r>
-      <w:r>
-        <w:rPr>
-          <w:sz w:val="16"/>
-          <w:vertAlign w:val="superscript"/>
-        </w:rPr>
-        <w:t>8</w:t>
-      </w:r>
-      <w:r>
-        <w:rPr>
-          <w:sz w:val="22"/>
-        </w:rPr>
-        <w:t xml:space="preserve"> Lupyan and Bergen showed that linguistic labels facilitate categorization and modulate perceptual processing.</w:t>
-      </w:r>
-      <w:r>
-        <w:rPr>
-          <w:sz w:val="16"/>
-          <w:vertAlign w:val="superscript"/>
-        </w:rPr>
-        <w:t>9</w:t>
-      </w:r>
-      <w:r>
-        <w:rPr>
-          <w:sz w:val="22"/>
-        </w:rPr>
-        <w:t xml:space="preserve"> These findings establish that symbolic classification systems exert measurable cognitive effects—a principle we extend to medical nosology.</w:t>
+        <w:t>The linguistic relativity hypothesis has undergone substantial revision since its original formulation (Sapir 1929; Whorf 1956). Contemporary research supports a moderate position: language does not rigidly determine thought, but it does influence habitual patterns of cognition (Boroditsky 2001; Lupyan and Bergen 2016). Boroditsky demonstrated that Mandarin and English speakers conceptualize time differently, consistent with structural differences in how each language encodes temporal relations (2001). Lupyan and Bergen showed that linguistic labels facilitate categorization and modulate perceptual processing (2016). These findings establish that symbolic classification systems exert measurable cognitive effects—a principle we extend to medical nosology.</w:t>
       </w:r>
     </w:p>
     <w:p>
@@ -291,20 +188,7 @@
         <w:rPr>
           <w:sz w:val="22"/>
         </w:rPr>
-        <w:t>Warner's 1977 paper represents the first explicit application of the Sapir–Whorf hypothesis to medicine.</w:t>
-      </w:r>
-      <w:r>
-        <w:rPr>
-          <w:sz w:val="16"/>
-          <w:vertAlign w:val="superscript"/>
-        </w:rPr>
-        <w:t>3</w:t>
-      </w:r>
-      <w:r>
-        <w:rPr>
-          <w:sz w:val="22"/>
-        </w:rPr>
-        <w:t xml:space="preserve"> He argued that Indo-European linguistic structures—particularly the use of nouns rather than verbs to describe illness, the extensive use of spatial metaphors, and the subject–predicate dichotomy—encourage a static, unicausal, and dualistic conception of disease. Warner suggested that these linguistic features promote over-reliance on surgery and inhibit recognition of social and psychological factors in disease causation.</w:t>
+        <w:t>Warner's 1977 paper represents the first explicit application of the Sapir–Whorf hypothesis to medicine (1977). He argued that Indo-European linguistic structures—particularly the use of nouns rather than verbs to describe illness, the extensive use of spatial metaphors, and the subject–predicate dichotomy—encourage a static, unicausal, and dualistic conception of disease. Warner suggested that these linguistic features promote over-reliance on surgery and inhibit recognition of social and psychological factors in disease causation.</w:t>
       </w:r>
     </w:p>
     <w:p>
@@ -315,71 +199,7 @@
         <w:rPr>
           <w:sz w:val="22"/>
         </w:rPr>
-        <w:t>Subsequent work has expanded this perspective without formalization. Eisenberg distinguished between “disease” (the biomedical construct) and “illness” (the patient's lived experience), showing that the gap between these constructs is mediated by cultural and linguistic categories.</w:t>
-      </w:r>
-      <w:r>
-        <w:rPr>
-          <w:sz w:val="16"/>
-          <w:vertAlign w:val="superscript"/>
-        </w:rPr>
-        <w:t>10</w:t>
-      </w:r>
-      <w:r>
-        <w:rPr>
-          <w:sz w:val="22"/>
-        </w:rPr>
-        <w:t xml:space="preserve"> Fabrega offered an interdisciplinary framework linking disease to social behavior.</w:t>
-      </w:r>
-      <w:r>
-        <w:rPr>
-          <w:sz w:val="16"/>
-          <w:vertAlign w:val="superscript"/>
-        </w:rPr>
-        <w:t>11</w:t>
-      </w:r>
-      <w:r>
-        <w:rPr>
-          <w:sz w:val="22"/>
-        </w:rPr>
-        <w:t xml:space="preserve"> Kleinman's medical anthropology demonstrated that cultural categories of sickness guide labeling, help-seeking, and therapeutic responses.</w:t>
-      </w:r>
-      <w:r>
-        <w:rPr>
-          <w:sz w:val="16"/>
-          <w:vertAlign w:val="superscript"/>
-        </w:rPr>
-        <w:t>6</w:t>
-      </w:r>
-      <w:r>
-        <w:rPr>
-          <w:sz w:val="22"/>
-        </w:rPr>
-        <w:t xml:space="preserve"> Hacking's philosophy of human kinds introduced the looping-effect concept, showing that psychiatric classifications are not passive labels but active constituents of the phenomena they describe.</w:t>
-      </w:r>
-      <w:r>
-        <w:rPr>
-          <w:sz w:val="16"/>
-          <w:vertAlign w:val="superscript"/>
-        </w:rPr>
-        <w:t>4,5</w:t>
-      </w:r>
-      <w:r>
-        <w:rPr>
-          <w:sz w:val="22"/>
-        </w:rPr>
-        <w:t xml:space="preserve"> Jutel's sociology of diagnosis showed that the diagnostic act itself is a social event with consequences that extend beyond the clinical encounter.</w:t>
-      </w:r>
-      <w:r>
-        <w:rPr>
-          <w:sz w:val="16"/>
-          <w:vertAlign w:val="superscript"/>
-        </w:rPr>
-        <w:t>12</w:t>
-      </w:r>
-      <w:r>
-        <w:rPr>
-          <w:sz w:val="22"/>
-        </w:rPr>
+        <w:t>Subsequent work has expanded this perspective without formalization. Eisenberg distinguished between “disease” (the biomedical construct) and “illness” (the patient's lived experience), showing that the gap between these constructs is mediated by cultural and linguistic categories (1977). Fabrega offered an interdisciplinary framework linking disease to social behavior (1974). Kleinman's medical anthropology demonstrated that cultural categories of sickness guide labeling, help-seeking, and therapeutic responses (1988). Hacking's philosophy of human kinds introduced the looping-effect concept, showing that psychiatric classifications are not passive labels but active constituents of the phenomena they describe (1995, 2006). Jutel's sociology of diagnosis showed that the diagnostic act itself is a social event with consequences that extend beyond the clinical encounter (2009).</w:t>
       </w:r>
     </w:p>
     <w:p>
@@ -607,20 +427,7 @@
         <w:rPr>
           <w:sz w:val="22"/>
         </w:rPr>
-        <w:t>Central to the NR framework is the looping mechanism, adapted from Hacking's analysis of human kinds (Fig. 2).</w:t>
-      </w:r>
-      <w:r>
-        <w:rPr>
-          <w:sz w:val="16"/>
-          <w:vertAlign w:val="superscript"/>
-        </w:rPr>
-        <w:t>4,5</w:t>
-      </w:r>
-      <w:r>
-        <w:rPr>
-          <w:sz w:val="22"/>
-        </w:rPr>
-        <w:t xml:space="preserve"> The mechanism operates as follows:</w:t>
+        <w:t>Central to the NR framework is the looping mechanism, adapted from Hacking's analysis of human kinds (Fig. 2) (Hacking 1995, 2006). The mechanism operates as follows:</w:t>
       </w:r>
     </w:p>
     <w:p>
@@ -642,19 +449,7 @@
         <w:rPr>
           <w:sz w:val="22"/>
         </w:rPr>
-        <w:t>Stage 2 (Practice → Experience): Clinicians using the category communicate the diagnosis to patients, who incorporate it into their self-understanding. The diagnostic label provides a framework for interpreting symptoms, a basis for illness identity, and a social role.</w:t>
-      </w:r>
-      <w:r>
-        <w:rPr>
-          <w:sz w:val="16"/>
-          <w:vertAlign w:val="superscript"/>
-        </w:rPr>
-        <w:t>13</w:t>
-      </w:r>
-      <w:r>
-        <w:rPr>
-          <w:sz w:val="22"/>
-        </w:rPr>
+        <w:t>Stage 2 (Practice → Experience): Clinicians using the category communicate the diagnosis to patients, who incorporate it into their self-understanding. The diagnostic label provides a framework for interpreting symptoms, a basis for illness identity, and a social role (Sims et al. 2021).</w:t>
       </w:r>
     </w:p>
     <w:p>
@@ -665,19 +460,7 @@
         <w:rPr>
           <w:sz w:val="22"/>
         </w:rPr>
-        <w:t>Stage 3 (Experience → Data): Patients who self-identify with the diagnostic category generate health-seeking behavior, symptom reports, and clinical encounters that are coded using the category. This produces epidemiological data consistent with the category's existence.</w:t>
-      </w:r>
-      <w:r>
-        <w:rPr>
-          <w:sz w:val="16"/>
-          <w:vertAlign w:val="superscript"/>
-        </w:rPr>
-        <w:t>14</w:t>
-      </w:r>
-      <w:r>
-        <w:rPr>
-          <w:sz w:val="22"/>
-        </w:rPr>
+        <w:t>Stage 3 (Experience → Data): Patients who self-identify with the diagnostic category generate health-seeking behavior, symptom reports, and clinical encounters that are coded using the category. This produces epidemiological data consistent with the category's existence (Conrad 2007).</w:t>
       </w:r>
     </w:p>
     <w:p>
@@ -699,19 +482,7 @@
         <w:rPr>
           <w:sz w:val="22"/>
         </w:rPr>
-        <w:t>This looping mechanism creates a self-reinforcing cycle that can make it difficult to distinguish between categories that “carve nature at its joints” and categories that generate the very patterns they claim to describe.</w:t>
-      </w:r>
-      <w:r>
-        <w:rPr>
-          <w:sz w:val="16"/>
-          <w:vertAlign w:val="superscript"/>
-        </w:rPr>
-        <w:t>15,16</w:t>
-      </w:r>
-      <w:r>
-        <w:rPr>
-          <w:sz w:val="22"/>
-        </w:rPr>
+        <w:t>This looping mechanism creates a self-reinforcing cycle that can make it difficult to distinguish between categories that “carve nature at its joints” and categories that generate the very patterns they claim to describe (Cooper 2005; Tsou 2016).</w:t>
       </w:r>
     </w:p>
     <w:p/>
@@ -798,32 +569,7 @@
         <w:rPr>
           <w:sz w:val="22"/>
         </w:rPr>
-        <w:t>The recognition of chronic pain as an independent disease entity in ICD-11 (code MG30) illustrates the cognitive-level effects of nosological categories.</w:t>
-      </w:r>
-      <w:r>
-        <w:rPr>
-          <w:sz w:val="16"/>
-          <w:vertAlign w:val="superscript"/>
-        </w:rPr>
-        <w:t>17</w:t>
-      </w:r>
-      <w:r>
-        <w:rPr>
-          <w:sz w:val="22"/>
-        </w:rPr>
-        <w:t xml:space="preserve"> Prior to ICD-11, chronic pain was classified exclusively as a symptom of underlying conditions. This nosological framing constrained clinical reasoning: once an underlying condition was identified (e.g., osteoarthritis), diagnostic exploration of pain mechanisms typically ceased—a phenomenon we term diagnostic foreclosure.</w:t>
-      </w:r>
-      <w:r>
-        <w:rPr>
-          <w:sz w:val="16"/>
-          <w:vertAlign w:val="superscript"/>
-        </w:rPr>
-        <w:t>4</w:t>
-      </w:r>
-      <w:r>
-        <w:rPr>
-          <w:sz w:val="22"/>
-        </w:rPr>
+        <w:t>The recognition of chronic pain as an independent disease entity in ICD-11 (code MG30) illustrates the cognitive-level effects of nosological categories (Treede et al. 2019). Prior to ICD-11, chronic pain was classified exclusively as a symptom of underlying conditions. This nosological framing constrained clinical reasoning: once an underlying condition was identified (e.g., osteoarthritis), diagnostic exploration of pain mechanisms typically ceased—a phenomenon we term diagnostic foreclosure (Hacking 1995).</w:t>
       </w:r>
     </w:p>
     <w:p>
@@ -845,20 +591,7 @@
         <w:rPr>
           <w:sz w:val="22"/>
         </w:rPr>
-        <w:t>Nickel et al. showed in a systematic review that different terminology for the same condition influences clinicians' and patients' management preferences.</w:t>
-      </w:r>
-      <w:r>
-        <w:rPr>
-          <w:sz w:val="16"/>
-          <w:vertAlign w:val="superscript"/>
-        </w:rPr>
-        <w:t>18</w:t>
-      </w:r>
-      <w:r>
-        <w:rPr>
-          <w:sz w:val="22"/>
-        </w:rPr>
-        <w:t xml:space="preserve"> This finding directly supports Proposition 2: nosological labels influence, but do not determine, clinical reasoning.</w:t>
+        <w:t>Nickel et al. showed in a systematic review that different terminology for the same condition influences clinicians' and patients' management preferences (2017). This finding directly supports Proposition 2: nosological labels influence, but do not determine, clinical reasoning.</w:t>
       </w:r>
     </w:p>
     <w:p>
@@ -880,20 +613,7 @@
         <w:rPr>
           <w:sz w:val="22"/>
         </w:rPr>
-        <w:t>Karoshi (過労死, death from overwork) is a clear illustration of Proposition 3—the strong form of nosological relativity. The concept emerged in Japan in the 1970s as a legally and medically recognized cause of death, distinct from the underlying cardiovascular or cerebrovascular events.</w:t>
-      </w:r>
-      <w:r>
-        <w:rPr>
-          <w:sz w:val="16"/>
-          <w:vertAlign w:val="superscript"/>
-        </w:rPr>
-        <w:t>19,20</w:t>
-      </w:r>
-      <w:r>
-        <w:rPr>
-          <w:sz w:val="22"/>
-        </w:rPr>
-        <w:t xml:space="preserve"> In other countries, identical pathophysiological events (myocardial infarction, stroke) occurring in the context of overwork are classified under their organ-specific categories without reference to occupational causation.</w:t>
+        <w:t>Karoshi (過労死, death from overwork) is a clear illustration of Proposition 3—the strong form of nosological relativity. The concept emerged in Japan in the 1970s as a legally and medically recognized cause of death, distinct from the underlying cardiovascular or cerebrovascular events (Iwasaki et al. 2006; Nishiyama and Johnson 1997). In other countries, identical pathophysiological events (myocardial infarction, stroke) occurring in the context of overwork are classified under their organ-specific categories without reference to occupational causation.</w:t>
       </w:r>
     </w:p>
     <w:p>
@@ -926,19 +646,7 @@
         <w:rPr>
           <w:sz w:val="22"/>
         </w:rPr>
-        <w:t>The ICD-11 inclusion of burnout (QD85) as a classifiable occupational phenomenon provides a partial international diffusion of this nosological innovation, and the NR framework predicts that countries adopting this code will begin to replicate—at a smaller scale—the institutional and epidemiological patterns observed in Japan.</w:t>
-      </w:r>
-      <w:r>
-        <w:rPr>
-          <w:sz w:val="16"/>
-          <w:vertAlign w:val="superscript"/>
-        </w:rPr>
-        <w:t>21,22</w:t>
-      </w:r>
-      <w:r>
-        <w:rPr>
-          <w:sz w:val="22"/>
-        </w:rPr>
+        <w:t>The ICD-11 inclusion of burnout (QD85) as a classifiable occupational phenomenon provides a partial international diffusion of this nosological innovation, and the NR framework predicts that countries adopting this code will begin to replicate—at a smaller scale—the institutional and epidemiological patterns observed in Japan (Reed et al. 2019; World Health Organization 2019).</w:t>
       </w:r>
     </w:p>
     <w:p>
@@ -960,19 +668,7 @@
         <w:rPr>
           <w:sz w:val="22"/>
         </w:rPr>
-        <w:t>Major revisions of the International Classification of Diseases constitute natural experiments for the NR framework. The transition from ICD-10 to ICD-11 introduced several nosological innovations whose effects can be tracked using before-after designs; Prediction 1 (Section 5) formalizes this logic as a testable hypothesis (Table 1).</w:t>
-      </w:r>
-      <w:r>
-        <w:rPr>
-          <w:sz w:val="16"/>
-          <w:vertAlign w:val="superscript"/>
-        </w:rPr>
-        <w:t>21,22</w:t>
-      </w:r>
-      <w:r>
-        <w:rPr>
-          <w:sz w:val="22"/>
-        </w:rPr>
+        <w:t>Major revisions of the International Classification of Diseases constitute natural experiments for the NR framework. The transition from ICD-10 to ICD-11 introduced several nosological innovations whose effects can be tracked using before-after designs; Prediction 1 (Section 5) formalizes this logic as a testable hypothesis (Table 1) (Reed et al. 2019; World Health Organization 2019).</w:t>
       </w:r>
     </w:p>
     <w:p/>
@@ -1383,19 +1079,7 @@
         <w:rPr>
           <w:sz w:val="22"/>
         </w:rPr>
-        <w:t>Of particular theoretical interest is the reclassification of gender incongruence from Mental and Behavioural Disorders (ICD-10, Chapter V) to Conditions Related to Sexual Health (ICD-11, Chapter 17). The NR framework predicts that this reclassification will produce measurable changes at all three levels: reduced cognitive association with mental illness among clinicians, institutional reorganization of care pathways away from psychiatric services, and population-level reduction in stigma-related barriers to care.</w:t>
-      </w:r>
-      <w:r>
-        <w:rPr>
-          <w:sz w:val="16"/>
-          <w:vertAlign w:val="superscript"/>
-        </w:rPr>
-        <w:t>22</w:t>
-      </w:r>
-      <w:r>
-        <w:rPr>
-          <w:sz w:val="22"/>
-        </w:rPr>
+        <w:t>Of particular theoretical interest is the reclassification of gender incongruence from Mental and Behavioural Disorders (ICD-10, Chapter V) to Conditions Related to Sexual Health (ICD-11, Chapter 17). The NR framework predicts that this reclassification will produce measurable changes at all three levels: reduced cognitive association with mental illness among clinicians, institutional reorganization of care pathways away from psychiatric services, and population-level reduction in stigma-related barriers to care (Reed et al. 2019).</w:t>
       </w:r>
     </w:p>
     <w:p>
@@ -1406,20 +1090,7 @@
         <w:rPr>
           <w:sz w:val="22"/>
         </w:rPr>
-        <w:t>The dynamics described here are not unique to the ICD. Analogous effects arise across other classification systems. In oncology, revisions to the TNM staging system produce stage migration—the “Will Rogers phenomenon,” whereby reclassifying patients between stages raises apparent stage-specific survival with no change in individual outcomes—a direct instance of the population-level effects of Proposition 6.</w:t>
-      </w:r>
-      <w:r>
-        <w:rPr>
-          <w:sz w:val="16"/>
-          <w:vertAlign w:val="superscript"/>
-        </w:rPr>
-        <w:t>23,24</w:t>
-      </w:r>
-      <w:r>
-        <w:rPr>
-          <w:sz w:val="22"/>
-        </w:rPr>
-        <w:t xml:space="preserve"> Successive editions of the DSM and the expanding terminology of clinical vocabularies such as SNOMED CT similarly reshape which conditions become clinically and administratively visible. The NR framework therefore applies to nosological systems generally, not to the ICD alone.</w:t>
+        <w:t>The dynamics described here are not unique to the ICD. Analogous effects arise across other classification systems. In oncology, revisions to the TNM staging system produce stage migration—the “Will Rogers phenomenon,” whereby reclassifying patients between stages raises apparent stage-specific survival with no change in individual outcomes—a direct instance of the population-level effects of Proposition 6 (Brierley et al. 2017; Feinstein et al. 1985). Successive editions of the DSM and the expanding terminology of clinical vocabularies such as SNOMED CT similarly reshape which conditions become clinically and administratively visible. The NR framework therefore applies to nosological systems generally, not to the ICD alone.</w:t>
       </w:r>
     </w:p>
     <w:p>
@@ -1441,33 +1112,7 @@
         <w:rPr>
           <w:sz w:val="22"/>
         </w:rPr>
-        <w:t>The NR framework must accommodate evidence that some diseases manifest independently of nosological framing. Kleinman documented that anorexia nervosa occurs in cultures where thinness is not idealized,</w:t>
-      </w:r>
-      <w:r>
-        <w:rPr>
-          <w:sz w:val="16"/>
-          <w:vertAlign w:val="superscript"/>
-        </w:rPr>
-        <w:t>6</w:t>
-      </w:r>
-      <w:r>
-        <w:rPr>
-          <w:sz w:val="22"/>
-        </w:rPr>
-        <w:t xml:space="preserve"> and Swartz argued that anorexia should be understood as a culture-bound syndrome precisely because its form varies across cultures even when its core features persist.</w:t>
-      </w:r>
-      <w:r>
-        <w:rPr>
-          <w:sz w:val="16"/>
-          <w:vertAlign w:val="superscript"/>
-        </w:rPr>
-        <w:t>7</w:t>
-      </w:r>
-      <w:r>
-        <w:rPr>
-          <w:sz w:val="22"/>
-        </w:rPr>
-        <w:t xml:space="preserve"> More broadly, infectious diseases with clear etiological agents (e.g., tuberculosis, malaria) manifest regardless of how they are classified.</w:t>
+        <w:t>The NR framework must accommodate evidence that some diseases manifest independently of nosological framing. Kleinman documented that anorexia nervosa occurs in cultures where thinness is not idealized (1988), and Swartz argued that anorexia should be understood as a culture-bound syndrome precisely because its form varies across cultures even when its core features persist (1985). More broadly, infectious diseases with clear etiological agents (e.g., tuberculosis, malaria) manifest regardless of how they are classified.</w:t>
       </w:r>
     </w:p>
     <w:p>
@@ -1478,33 +1123,7 @@
         <w:rPr>
           <w:sz w:val="22"/>
         </w:rPr>
-        <w:t>These observations delineate the boundary conditions of nosological relativity. Boorse's biostatistical theory of health provides a useful reference point: to the extent that a condition deviates from species-typical function in ways measurable independently of nosological framing, it is less susceptible to nosological relativity.</w:t>
-      </w:r>
-      <w:r>
-        <w:rPr>
-          <w:sz w:val="16"/>
-          <w:vertAlign w:val="superscript"/>
-        </w:rPr>
-        <w:t>25</w:t>
-      </w:r>
-      <w:r>
-        <w:rPr>
-          <w:sz w:val="22"/>
-        </w:rPr>
-        <w:t xml:space="preserve"> Kirmayer has further documented how cultural variations in the clinical presentation of depression and anxiety complicate simple universalist assumptions.</w:t>
-      </w:r>
-      <w:r>
-        <w:rPr>
-          <w:sz w:val="16"/>
-          <w:vertAlign w:val="superscript"/>
-        </w:rPr>
-        <w:t>26</w:t>
-      </w:r>
-      <w:r>
-        <w:rPr>
-          <w:sz w:val="22"/>
-        </w:rPr>
-        <w:t xml:space="preserve"> We propose that the strength of nosological effects is inversely proportional to the strength of the underlying biological signal: conditions with strong, objectively measurable biological substrates (e.g., fractures, infections with identifiable pathogens) are less susceptible to nosological shaping, while conditions defined primarily by symptom clusters, functional impairment, or subjective experience (e.g., fibromyalgia, chronic fatigue syndrome, many psychiatric disorders) are highly susceptible. This gradient constitutes a testable prediction of the NR framework.</w:t>
+        <w:t>These observations delineate the boundary conditions of nosological relativity. Boorse's biostatistical theory of health provides a useful reference point: to the extent that a condition deviates from species-typical function in ways measurable independently of nosological framing, it is less susceptible to nosological relativity (1977). Kirmayer has further documented how cultural variations in the clinical presentation of depression and anxiety complicate simple universalist assumptions (2001). We propose that the strength of nosological effects is inversely proportional to the strength of the underlying biological signal: conditions with strong, objectively measurable biological substrates (e.g., fractures, infections with identifiable pathogens) are less susceptible to nosological shaping, while conditions defined primarily by symptom clusters, functional impairment, or subjective experience (e.g., fibromyalgia, chronic fatigue syndrome, many psychiatric disorders) are highly susceptible. This gradient constitutes a testable prediction of the NR framework.</w:t>
       </w:r>
     </w:p>
     <w:p>
@@ -1592,19 +1211,7 @@
         <w:rPr>
           <w:sz w:val="22"/>
         </w:rPr>
-        <w:t>First, nosological revisions should be understood not merely as improved descriptions of clinical reality but as interventions that actively reshape clinical practice. This suggests that the process of revising classification systems should incorporate prospective impact assessment, analogous to regulatory impact assessment for legislation.</w:t>
-      </w:r>
-      <w:r>
-        <w:rPr>
-          <w:sz w:val="16"/>
-          <w:vertAlign w:val="superscript"/>
-        </w:rPr>
-        <w:t>27,28</w:t>
-      </w:r>
-      <w:r>
-        <w:rPr>
-          <w:sz w:val="22"/>
-        </w:rPr>
+        <w:t>First, nosological revisions should be understood not merely as improved descriptions of clinical reality but as interventions that actively reshape clinical practice. This suggests that the process of revising classification systems should incorporate prospective impact assessment, analogous to regulatory impact assessment for legislation (Bowker and Star 1999; Zachar and Kendler 2017).</w:t>
       </w:r>
     </w:p>
     <w:p>
@@ -1615,32 +1222,7 @@
         <w:rPr>
           <w:sz w:val="22"/>
         </w:rPr>
-        <w:t>Second, clinical education should include explicit instruction in the cognitive effects of diagnostic categories. Awareness of diagnostic foreclosure—the tendency to cease diagnostic reasoning once a category is assigned—may partially mitigate its effects, analogous to debiasing training for other cognitive heuristics.</w:t>
-      </w:r>
-      <w:r>
-        <w:rPr>
-          <w:sz w:val="16"/>
-          <w:vertAlign w:val="superscript"/>
-        </w:rPr>
-        <w:t>29</w:t>
-      </w:r>
-      <w:r>
-        <w:rPr>
-          <w:sz w:val="22"/>
-        </w:rPr>
-        <w:t xml:space="preserve"> Integration with biopsychosocial approaches may further counteract the reductionism inherent in categorical thinking.</w:t>
-      </w:r>
-      <w:r>
-        <w:rPr>
-          <w:sz w:val="16"/>
-          <w:vertAlign w:val="superscript"/>
-        </w:rPr>
-        <w:t>30</w:t>
-      </w:r>
-      <w:r>
-        <w:rPr>
-          <w:sz w:val="22"/>
-        </w:rPr>
+        <w:t>Second, clinical education should include explicit instruction in the cognitive effects of diagnostic categories. Awareness of diagnostic foreclosure—the tendency to cease diagnostic reasoning once a category is assigned—may partially mitigate its effects, analogous to debiasing training for other cognitive heuristics (Rosenhan 1973). Integration with biopsychosocial approaches may further counteract the reductionism inherent in categorical thinking (Engel 1977).</w:t>
       </w:r>
     </w:p>
     <w:p>
@@ -1651,19 +1233,7 @@
         <w:rPr>
           <w:sz w:val="22"/>
         </w:rPr>
-        <w:t>Third, the framework provides a principled basis for evaluating proposals to create new diagnostic categories. The benefits of nosological recognition (improved detection, research funding, treatment development) must be weighed against the risks of reification (treating a provisional category as a natural kind) and looping effects (the category generating the very phenomenon it describes).</w:t>
-      </w:r>
-      <w:r>
-        <w:rPr>
-          <w:sz w:val="16"/>
-          <w:vertAlign w:val="superscript"/>
-        </w:rPr>
-        <w:t>14,31</w:t>
-      </w:r>
-      <w:r>
-        <w:rPr>
-          <w:sz w:val="22"/>
-        </w:rPr>
+        <w:t>Third, the framework provides a principled basis for evaluating proposals to create new diagnostic categories. The benefits of nosological recognition (improved detection, research funding, treatment development) must be weighed against the risks of reification (treating a provisional category as a natural kind) and looping effects (the category generating the very phenomenon it describes) (Conrad 2007; Frances 2013).</w:t>
       </w:r>
     </w:p>
     <w:p>
@@ -1674,19 +1244,7 @@
         <w:rPr>
           <w:sz w:val="22"/>
         </w:rPr>
-        <w:t>Limitations of this framework should be acknowledged. The NR framework is primarily a theoretical construct at this stage; the testable predictions outlined above require empirical validation. The analogy between natural language and nosological systems is imperfect: natural languages are acquired implicitly and used by entire populations, while nosological systems are explicitly constructed and primarily used by specialists. Additionally, the framework does not address the normative question of whether nosological categories should be designed to minimize or to harness their constructive effects.</w:t>
-      </w:r>
-      <w:r>
-        <w:rPr>
-          <w:sz w:val="16"/>
-          <w:vertAlign w:val="superscript"/>
-        </w:rPr>
-        <w:t>27</w:t>
-      </w:r>
-      <w:r>
-        <w:rPr>
-          <w:sz w:val="22"/>
-        </w:rPr>
+        <w:t>Limitations of this framework should be acknowledged. The NR framework is primarily a theoretical construct at this stage; the testable predictions outlined above require empirical validation. The analogy between natural language and nosological systems is imperfect: natural languages are acquired implicitly and used by entire populations, while nosological systems are explicitly constructed and primarily used by specialists. Additionally, the framework does not address the normative question of whether nosological categories should be designed to minimize or to harness their constructive effects (Zachar and Kendler 2017).</w:t>
       </w:r>
     </w:p>
     <w:p>
@@ -1719,19 +1277,7 @@
         <w:rPr>
           <w:sz w:val="22"/>
         </w:rPr>
-        <w:t>The framework does not deny the existence of biological disease substrates; rather, it argues that the nosological 'lens' through which these substrates are perceived, categorized, and managed introduces systematic and predictable distortions. By making these distortions explicit and testable, the NR framework opens new avenues for empirical research and provides principled guidance for nosological policy.</w:t>
-      </w:r>
-      <w:r>
-        <w:rPr>
-          <w:sz w:val="16"/>
-          <w:vertAlign w:val="superscript"/>
-        </w:rPr>
-        <w:t>28,32</w:t>
-      </w:r>
-      <w:r>
-        <w:rPr>
-          <w:sz w:val="22"/>
-        </w:rPr>
+        <w:t>The framework does not deny the existence of biological disease substrates; rather, it argues that the nosological 'lens' through which these substrates are perceived, categorized, and managed introduces systematic and predictable distortions. By making these distortions explicit and testable, the NR framework opens new avenues for empirical research and provides principled guidance for nosological policy (Bowker and Star 1999; Craddock and Owen 2010).</w:t>
       </w:r>
     </w:p>
     <w:p>
@@ -1764,577 +1310,801 @@
     <w:p>
       <w:pPr>
         <w:spacing w:after="40" w:line="276" w:lineRule="auto"/>
+        <w:ind w:left="720" w:hanging="720"/>
       </w:pPr>
       <w:r>
         <w:rPr>
-          <w:b/>
           <w:sz w:val="20"/>
         </w:rPr>
-        <w:t xml:space="preserve">1. </w:t>
+        <w:t xml:space="preserve">Boorse, C. 1977. “Health as a Theoretical Concept.” </w:t>
+      </w:r>
+      <w:r>
+        <w:rPr>
+          <w:i/>
+          <w:sz w:val="20"/>
+        </w:rPr>
+        <w:t>Philosophy of Science</w:t>
       </w:r>
       <w:r>
         <w:rPr>
           <w:sz w:val="20"/>
         </w:rPr>
-        <w:t>Sapir E. The status of linguistics as a science. Language. 1929;5(4):207–14.</w:t>
+        <w:t xml:space="preserve"> 44 (4): 542–73.</w:t>
       </w:r>
     </w:p>
     <w:p>
       <w:pPr>
         <w:spacing w:after="40" w:line="276" w:lineRule="auto"/>
+        <w:ind w:left="720" w:hanging="720"/>
       </w:pPr>
       <w:r>
         <w:rPr>
-          <w:b/>
           <w:sz w:val="20"/>
         </w:rPr>
-        <w:t xml:space="preserve">2. </w:t>
+        <w:t xml:space="preserve">Boroditsky, L. 2001. “Does Language Shape Thought? Mandarin and English Speakers’ Conceptions of Time.” </w:t>
+      </w:r>
+      <w:r>
+        <w:rPr>
+          <w:i/>
+          <w:sz w:val="20"/>
+        </w:rPr>
+        <w:t>Cognitive Psychology</w:t>
       </w:r>
       <w:r>
         <w:rPr>
           <w:sz w:val="20"/>
         </w:rPr>
-        <w:t>Whorf BL. Language, thought, and reality: selected writings of Benjamin Lee Whorf. Carroll JB, editor. Cambridge (MA): MIT Press; 1956.</w:t>
+        <w:t xml:space="preserve"> 43 (1): 1–22.</w:t>
       </w:r>
     </w:p>
     <w:p>
       <w:pPr>
         <w:spacing w:after="40" w:line="276" w:lineRule="auto"/>
+        <w:ind w:left="720" w:hanging="720"/>
       </w:pPr>
       <w:r>
         <w:rPr>
-          <w:b/>
           <w:sz w:val="20"/>
         </w:rPr>
-        <w:t xml:space="preserve">3. </w:t>
+        <w:t xml:space="preserve">Bowker, G. C., and S. L. Star. 1999. </w:t>
+      </w:r>
+      <w:r>
+        <w:rPr>
+          <w:i/>
+          <w:sz w:val="20"/>
+        </w:rPr>
+        <w:t>Sorting Things Out: Classification and Its Consequences</w:t>
       </w:r>
       <w:r>
         <w:rPr>
           <w:sz w:val="20"/>
         </w:rPr>
-        <w:t>Warner R. The relationship between language and disease concepts. Int J Psychiatry Med. 1977;7(1):57–68.</w:t>
+        <w:t>. Cambridge, MA: MIT Press.</w:t>
       </w:r>
     </w:p>
     <w:p>
       <w:pPr>
         <w:spacing w:after="40" w:line="276" w:lineRule="auto"/>
+        <w:ind w:left="720" w:hanging="720"/>
       </w:pPr>
       <w:r>
         <w:rPr>
-          <w:b/>
           <w:sz w:val="20"/>
         </w:rPr>
-        <w:t xml:space="preserve">4. </w:t>
+        <w:t xml:space="preserve">Brierley, J. D., M. K. Gospodarowicz, and C. Wittekind, eds. 2017. </w:t>
+      </w:r>
+      <w:r>
+        <w:rPr>
+          <w:i/>
+          <w:sz w:val="20"/>
+        </w:rPr>
+        <w:t>TNM Classification of Malignant Tumours</w:t>
       </w:r>
       <w:r>
         <w:rPr>
           <w:sz w:val="20"/>
         </w:rPr>
-        <w:t>Hacking I. The looping effects of human kinds. In: Sperber D, Premack D, Premack AJ, editors. Causal cognition: a multidisciplinary debate. Oxford: Clarendon Press; 1995. p. 351–94.</w:t>
+        <w:t>. 8th ed. Oxford: Wiley Blackwell.</w:t>
       </w:r>
     </w:p>
     <w:p>
       <w:pPr>
         <w:spacing w:after="40" w:line="276" w:lineRule="auto"/>
+        <w:ind w:left="720" w:hanging="720"/>
       </w:pPr>
       <w:r>
         <w:rPr>
-          <w:b/>
           <w:sz w:val="20"/>
         </w:rPr>
-        <w:t xml:space="preserve">5. </w:t>
+        <w:t xml:space="preserve">Conrad, P. 2007. </w:t>
+      </w:r>
+      <w:r>
+        <w:rPr>
+          <w:i/>
+          <w:sz w:val="20"/>
+        </w:rPr>
+        <w:t>The Medicalization of Society: On the Transformation of Human Conditions into Treatable Disorders</w:t>
       </w:r>
       <w:r>
         <w:rPr>
           <w:sz w:val="20"/>
         </w:rPr>
-        <w:t>Hacking I. Making up people. London Review of Books. 2006;28(16):23–6.</w:t>
+        <w:t>. Baltimore: Johns Hopkins University Press.</w:t>
       </w:r>
     </w:p>
     <w:p>
       <w:pPr>
         <w:spacing w:after="40" w:line="276" w:lineRule="auto"/>
+        <w:ind w:left="720" w:hanging="720"/>
       </w:pPr>
       <w:r>
         <w:rPr>
-          <w:b/>
           <w:sz w:val="20"/>
         </w:rPr>
-        <w:t xml:space="preserve">6. </w:t>
+        <w:t xml:space="preserve">Cooper, R. 2005. </w:t>
+      </w:r>
+      <w:r>
+        <w:rPr>
+          <w:i/>
+          <w:sz w:val="20"/>
+        </w:rPr>
+        <w:t>Classifying Madness: A Philosophical Examination of the Diagnostic and Statistical Manual of Mental Disorders</w:t>
       </w:r>
       <w:r>
         <w:rPr>
           <w:sz w:val="20"/>
         </w:rPr>
-        <w:t>Kleinman A. The illness narratives: suffering, healing, and the human condition. New York: Basic Books; 1988.</w:t>
+        <w:t>. Dordrecht: Springer.</w:t>
       </w:r>
     </w:p>
     <w:p>
       <w:pPr>
         <w:spacing w:after="40" w:line="276" w:lineRule="auto"/>
+        <w:ind w:left="720" w:hanging="720"/>
       </w:pPr>
       <w:r>
         <w:rPr>
-          <w:b/>
           <w:sz w:val="20"/>
         </w:rPr>
-        <w:t xml:space="preserve">7. </w:t>
+        <w:t xml:space="preserve">Craddock, N., and M. J. Owen. 2010. “The Kraepelinian Dichotomy—Going, Going… but Still Not Gone.” </w:t>
+      </w:r>
+      <w:r>
+        <w:rPr>
+          <w:i/>
+          <w:sz w:val="20"/>
+        </w:rPr>
+        <w:t>British Journal of Psychiatry</w:t>
       </w:r>
       <w:r>
         <w:rPr>
           <w:sz w:val="20"/>
         </w:rPr>
-        <w:t>Swartz L. Anorexia nervosa as a culture-bound syndrome. Soc Sci Med. 1985;20(7):725–30.</w:t>
+        <w:t xml:space="preserve"> 196 (2): 92–95.</w:t>
       </w:r>
     </w:p>
     <w:p>
       <w:pPr>
         <w:spacing w:after="40" w:line="276" w:lineRule="auto"/>
+        <w:ind w:left="720" w:hanging="720"/>
       </w:pPr>
       <w:r>
         <w:rPr>
-          <w:b/>
           <w:sz w:val="20"/>
         </w:rPr>
-        <w:t xml:space="preserve">8. </w:t>
+        <w:t xml:space="preserve">Eisenberg, L. 1977. “Disease and Illness: Distinctions between Professional and Popular Ideas of Sickness.” </w:t>
+      </w:r>
+      <w:r>
+        <w:rPr>
+          <w:i/>
+          <w:sz w:val="20"/>
+        </w:rPr>
+        <w:t>Culture, Medicine and Psychiatry</w:t>
       </w:r>
       <w:r>
         <w:rPr>
           <w:sz w:val="20"/>
         </w:rPr>
-        <w:t>Boroditsky L. Does language shape thought? Mandarin and English speakers' conceptions of time. Cogn Psychol. 2001;43(1):1–22.</w:t>
+        <w:t xml:space="preserve"> 1 (1): 9–23.</w:t>
       </w:r>
     </w:p>
     <w:p>
       <w:pPr>
         <w:spacing w:after="40" w:line="276" w:lineRule="auto"/>
+        <w:ind w:left="720" w:hanging="720"/>
       </w:pPr>
       <w:r>
         <w:rPr>
-          <w:b/>
           <w:sz w:val="20"/>
         </w:rPr>
-        <w:t xml:space="preserve">9. </w:t>
+        <w:t xml:space="preserve">Engel, G. L. 1977. “The Need for a New Medical Model: A Challenge for Biomedicine.” </w:t>
+      </w:r>
+      <w:r>
+        <w:rPr>
+          <w:i/>
+          <w:sz w:val="20"/>
+        </w:rPr>
+        <w:t>Science</w:t>
       </w:r>
       <w:r>
         <w:rPr>
           <w:sz w:val="20"/>
         </w:rPr>
-        <w:t>Lupyan G, Bergen B. How language programs the mind. Top Cogn Sci. 2016;8(2):408–24.</w:t>
+        <w:t xml:space="preserve"> 196 (4286): 129–36.</w:t>
       </w:r>
     </w:p>
     <w:p>
       <w:pPr>
         <w:spacing w:after="40" w:line="276" w:lineRule="auto"/>
+        <w:ind w:left="720" w:hanging="720"/>
       </w:pPr>
       <w:r>
         <w:rPr>
-          <w:b/>
           <w:sz w:val="20"/>
         </w:rPr>
-        <w:t xml:space="preserve">10. </w:t>
+        <w:t xml:space="preserve">Fabrega, H., Jr. 1974. </w:t>
+      </w:r>
+      <w:r>
+        <w:rPr>
+          <w:i/>
+          <w:sz w:val="20"/>
+        </w:rPr>
+        <w:t>Disease and Social Behavior: An Interdisciplinary Perspective</w:t>
       </w:r>
       <w:r>
         <w:rPr>
           <w:sz w:val="20"/>
         </w:rPr>
-        <w:t>Eisenberg L. Disease and illness: distinctions between professional and popular ideas of sickness. Cult Med Psychiatry. 1977;1(1):9–23.</w:t>
+        <w:t>. Cambridge, MA: MIT Press.</w:t>
       </w:r>
     </w:p>
     <w:p>
       <w:pPr>
         <w:spacing w:after="40" w:line="276" w:lineRule="auto"/>
+        <w:ind w:left="720" w:hanging="720"/>
       </w:pPr>
       <w:r>
         <w:rPr>
-          <w:b/>
           <w:sz w:val="20"/>
         </w:rPr>
-        <w:t xml:space="preserve">11. </w:t>
+        <w:t xml:space="preserve">Feinstein, A. R., D. M. Sosin, and C. K. Wells. 1985. “The Will Rogers Phenomenon: Stage Migration and New Diagnostic Techniques as a Source of Misleading Statistics for Survival in Cancer.” </w:t>
+      </w:r>
+      <w:r>
+        <w:rPr>
+          <w:i/>
+          <w:sz w:val="20"/>
+        </w:rPr>
+        <w:t>New England Journal of Medicine</w:t>
       </w:r>
       <w:r>
         <w:rPr>
           <w:sz w:val="20"/>
         </w:rPr>
-        <w:t>Fabrega H Jr. Disease and social behavior: an interdisciplinary perspective. Cambridge (MA): MIT Press; 1974.</w:t>
+        <w:t xml:space="preserve"> 312 (25): 1604–8.</w:t>
       </w:r>
     </w:p>
     <w:p>
       <w:pPr>
         <w:spacing w:after="40" w:line="276" w:lineRule="auto"/>
+        <w:ind w:left="720" w:hanging="720"/>
       </w:pPr>
       <w:r>
         <w:rPr>
-          <w:b/>
           <w:sz w:val="20"/>
         </w:rPr>
-        <w:t xml:space="preserve">12. </w:t>
+        <w:t xml:space="preserve">Frances, A. 2013. </w:t>
+      </w:r>
+      <w:r>
+        <w:rPr>
+          <w:i/>
+          <w:sz w:val="20"/>
+        </w:rPr>
+        <w:t>Saving Normal: An Insider’s Revolt against Out-of-Control Psychiatric Diagnosis, DSM-5, Big Pharma, and the Medicalization of Ordinary Life</w:t>
       </w:r>
       <w:r>
         <w:rPr>
           <w:sz w:val="20"/>
         </w:rPr>
-        <w:t>Jutel A. Sociology of diagnosis: a preliminary review. Sociol Health Illn. 2009;31(2):278–99.</w:t>
+        <w:t>. New York: William Morrow.</w:t>
       </w:r>
     </w:p>
     <w:p>
       <w:pPr>
         <w:spacing w:after="40" w:line="276" w:lineRule="auto"/>
+        <w:ind w:left="720" w:hanging="720"/>
       </w:pPr>
       <w:r>
         <w:rPr>
-          <w:b/>
           <w:sz w:val="20"/>
         </w:rPr>
-        <w:t xml:space="preserve">13. </w:t>
+        <w:t xml:space="preserve">Hacking, I. 1995. “The Looping Effects of Human Kinds.” In </w:t>
+      </w:r>
+      <w:r>
+        <w:rPr>
+          <w:i/>
+          <w:sz w:val="20"/>
+        </w:rPr>
+        <w:t>Causal Cognition: A Multidisciplinary Debate</w:t>
       </w:r>
       <w:r>
         <w:rPr>
           <w:sz w:val="20"/>
         </w:rPr>
-        <w:t>Sims R, Michaleff ZA, Glasziou P, Thomas R. Consequences of a diagnostic label: a systematic scoping review and thematic framework. Front Public Health. 2021;9:725877.</w:t>
+        <w:t>, edited by D. Sperber, D. Premack, and A. J. Premack, 351–94. Oxford: Clarendon Press.</w:t>
       </w:r>
     </w:p>
     <w:p>
       <w:pPr>
         <w:spacing w:after="40" w:line="276" w:lineRule="auto"/>
+        <w:ind w:left="720" w:hanging="720"/>
       </w:pPr>
       <w:r>
         <w:rPr>
-          <w:b/>
           <w:sz w:val="20"/>
         </w:rPr>
-        <w:t xml:space="preserve">14. </w:t>
+        <w:t xml:space="preserve">Hacking, I. 2006. “Making Up People.” </w:t>
+      </w:r>
+      <w:r>
+        <w:rPr>
+          <w:i/>
+          <w:sz w:val="20"/>
+        </w:rPr>
+        <w:t>London Review of Books</w:t>
       </w:r>
       <w:r>
         <w:rPr>
           <w:sz w:val="20"/>
         </w:rPr>
-        <w:t>Conrad P. The medicalization of society: on the transformation of human conditions into treatable disorders. Baltimore: Johns Hopkins University Press; 2007.</w:t>
+        <w:t xml:space="preserve"> 28 (16): 23–26.</w:t>
       </w:r>
     </w:p>
     <w:p>
       <w:pPr>
         <w:spacing w:after="40" w:line="276" w:lineRule="auto"/>
+        <w:ind w:left="720" w:hanging="720"/>
       </w:pPr>
       <w:r>
         <w:rPr>
-          <w:b/>
           <w:sz w:val="20"/>
         </w:rPr>
-        <w:t xml:space="preserve">15. </w:t>
+        <w:t xml:space="preserve">Iwasaki, K., M. Takahashi, and A. Nakata. 2006. “Health Problems Due to Long Working Hours in Japan: Working Hours, Workers’ Compensation (Karoshi), and Preventive Measures.” </w:t>
+      </w:r>
+      <w:r>
+        <w:rPr>
+          <w:i/>
+          <w:sz w:val="20"/>
+        </w:rPr>
+        <w:t>Industrial Health</w:t>
       </w:r>
       <w:r>
         <w:rPr>
           <w:sz w:val="20"/>
         </w:rPr>
-        <w:t>Tsou JY. Natural kinds, psychiatric classification and the history of the DSM. Hist Psychiatry. 2016;27(4):406–24.</w:t>
+        <w:t xml:space="preserve"> 44 (4): 537–40.</w:t>
       </w:r>
     </w:p>
     <w:p>
       <w:pPr>
         <w:spacing w:after="40" w:line="276" w:lineRule="auto"/>
+        <w:ind w:left="720" w:hanging="720"/>
       </w:pPr>
       <w:r>
         <w:rPr>
-          <w:b/>
           <w:sz w:val="20"/>
         </w:rPr>
-        <w:t xml:space="preserve">16. </w:t>
+        <w:t xml:space="preserve">Jutel, A. 2009. “Sociology of Diagnosis: A Preliminary Review.” </w:t>
+      </w:r>
+      <w:r>
+        <w:rPr>
+          <w:i/>
+          <w:sz w:val="20"/>
+        </w:rPr>
+        <w:t>Sociology of Health &amp; Illness</w:t>
       </w:r>
       <w:r>
         <w:rPr>
           <w:sz w:val="20"/>
         </w:rPr>
-        <w:t>Cooper R. Classifying madness: a philosophical examination of the Diagnostic and Statistical Manual of Mental Disorders. Dordrecht: Springer; 2005.</w:t>
+        <w:t xml:space="preserve"> 31 (2): 278–99.</w:t>
       </w:r>
     </w:p>
     <w:p>
       <w:pPr>
         <w:spacing w:after="40" w:line="276" w:lineRule="auto"/>
+        <w:ind w:left="720" w:hanging="720"/>
       </w:pPr>
       <w:r>
         <w:rPr>
-          <w:b/>
           <w:sz w:val="20"/>
         </w:rPr>
-        <w:t xml:space="preserve">17. </w:t>
+        <w:t xml:space="preserve">Kirmayer, L. J. 2001. “Cultural Variations in the Clinical Presentation of Depression and Anxiety: Implications for Diagnosis and Treatment.” </w:t>
+      </w:r>
+      <w:r>
+        <w:rPr>
+          <w:i/>
+          <w:sz w:val="20"/>
+        </w:rPr>
+        <w:t>Journal of Clinical Psychiatry</w:t>
       </w:r>
       <w:r>
         <w:rPr>
           <w:sz w:val="20"/>
         </w:rPr>
-        <w:t>Treede RD, Rief W, Barke A, et al. Chronic pain as a symptom or a disease: the IASP Classification of Chronic Pain for the International Classification of Diseases (ICD-11). Pain. 2019;160(1):19–27.</w:t>
+        <w:t xml:space="preserve"> 62 (Suppl 13): 22–28.</w:t>
       </w:r>
     </w:p>
     <w:p>
       <w:pPr>
         <w:spacing w:after="40" w:line="276" w:lineRule="auto"/>
+        <w:ind w:left="720" w:hanging="720"/>
       </w:pPr>
       <w:r>
         <w:rPr>
-          <w:b/>
           <w:sz w:val="20"/>
         </w:rPr>
-        <w:t xml:space="preserve">18. </w:t>
+        <w:t xml:space="preserve">Kleinman, A. 1988. </w:t>
+      </w:r>
+      <w:r>
+        <w:rPr>
+          <w:i/>
+          <w:sz w:val="20"/>
+        </w:rPr>
+        <w:t>The Illness Narratives: Suffering, Healing, and the Human Condition</w:t>
       </w:r>
       <w:r>
         <w:rPr>
           <w:sz w:val="20"/>
         </w:rPr>
-        <w:t>Nickel B, Barratt A, Copp T, Moynihan R, McCaffery K. Words do matter: a systematic review on how different terminology for the same condition influences management preferences. BMJ Open. 2017;7(7):e014129.</w:t>
+        <w:t>. New York: Basic Books.</w:t>
       </w:r>
     </w:p>
     <w:p>
       <w:pPr>
         <w:spacing w:after="40" w:line="276" w:lineRule="auto"/>
+        <w:ind w:left="720" w:hanging="720"/>
       </w:pPr>
       <w:r>
         <w:rPr>
-          <w:b/>
           <w:sz w:val="20"/>
         </w:rPr>
-        <w:t xml:space="preserve">19. </w:t>
+        <w:t xml:space="preserve">Lupyan, G., and B. Bergen. 2016. “How Language Programs the Mind.” </w:t>
+      </w:r>
+      <w:r>
+        <w:rPr>
+          <w:i/>
+          <w:sz w:val="20"/>
+        </w:rPr>
+        <w:t>Topics in Cognitive Science</w:t>
       </w:r>
       <w:r>
         <w:rPr>
           <w:sz w:val="20"/>
         </w:rPr>
-        <w:t>Iwasaki K, Takahashi M, Nakata A. Health problems due to long working hours in Japan: working hours, workers' compensation (karoshi), and preventive measures. Ind Health. 2006;44(4):537–40.</w:t>
+        <w:t xml:space="preserve"> 8 (2): 408–24.</w:t>
       </w:r>
     </w:p>
     <w:p>
       <w:pPr>
         <w:spacing w:after="40" w:line="276" w:lineRule="auto"/>
+        <w:ind w:left="720" w:hanging="720"/>
       </w:pPr>
       <w:r>
         <w:rPr>
-          <w:b/>
           <w:sz w:val="20"/>
         </w:rPr>
-        <w:t xml:space="preserve">20. </w:t>
+        <w:t xml:space="preserve">Nickel, B., A. Barratt, T. Copp, R. Moynihan, and K. McCaffery. 2017. “Words Do Matter: A Systematic Review on How Different Terminology for the Same Condition Influences Management Preferences.” </w:t>
+      </w:r>
+      <w:r>
+        <w:rPr>
+          <w:i/>
+          <w:sz w:val="20"/>
+        </w:rPr>
+        <w:t>BMJ Open</w:t>
       </w:r>
       <w:r>
         <w:rPr>
           <w:sz w:val="20"/>
         </w:rPr>
-        <w:t>Nishiyama K, Johnson JV. Karoshi—death from overwork: occupational health consequences of Japanese production management. Int J Health Serv. 1997;27(4):625–41.</w:t>
+        <w:t xml:space="preserve"> 7 (7): e014129.</w:t>
       </w:r>
     </w:p>
     <w:p>
       <w:pPr>
         <w:spacing w:after="40" w:line="276" w:lineRule="auto"/>
+        <w:ind w:left="720" w:hanging="720"/>
       </w:pPr>
       <w:r>
         <w:rPr>
-          <w:b/>
           <w:sz w:val="20"/>
         </w:rPr>
-        <w:t xml:space="preserve">21. </w:t>
+        <w:t xml:space="preserve">Nishiyama, K., and J. V. Johnson. 1997. “Karoshi—Death from Overwork: Occupational Health Consequences of Japanese Production Management.” </w:t>
+      </w:r>
+      <w:r>
+        <w:rPr>
+          <w:i/>
+          <w:sz w:val="20"/>
+        </w:rPr>
+        <w:t>International Journal of Health Services</w:t>
       </w:r>
       <w:r>
         <w:rPr>
           <w:sz w:val="20"/>
         </w:rPr>
-        <w:t>World Health Organization. ICD-11 for Mortality and Morbidity Statistics. Geneva: WHO; 2019.</w:t>
+        <w:t xml:space="preserve"> 27 (4): 625–41.</w:t>
       </w:r>
     </w:p>
     <w:p>
       <w:pPr>
         <w:spacing w:after="40" w:line="276" w:lineRule="auto"/>
+        <w:ind w:left="720" w:hanging="720"/>
       </w:pPr>
       <w:r>
         <w:rPr>
-          <w:b/>
           <w:sz w:val="20"/>
         </w:rPr>
-        <w:t xml:space="preserve">22. </w:t>
+        <w:t xml:space="preserve">Reed, G. M., M. B. First, C. S. Kogan, et al. 2019. “Innovations and Changes in the ICD-11 Classification of Mental, Behavioural and Neurodevelopmental Disorders.” </w:t>
+      </w:r>
+      <w:r>
+        <w:rPr>
+          <w:i/>
+          <w:sz w:val="20"/>
+        </w:rPr>
+        <w:t>World Psychiatry</w:t>
       </w:r>
       <w:r>
         <w:rPr>
           <w:sz w:val="20"/>
         </w:rPr>
-        <w:t>Reed GM, First MB, Kogan CS, et al. Innovations and changes in the ICD-11 classification of mental, behavioural and neurodevelopmental disorders. World Psychiatry. 2019;18(1):3–19.</w:t>
+        <w:t xml:space="preserve"> 18 (1): 3–19.</w:t>
       </w:r>
     </w:p>
     <w:p>
       <w:pPr>
         <w:spacing w:after="40" w:line="276" w:lineRule="auto"/>
+        <w:ind w:left="720" w:hanging="720"/>
       </w:pPr>
       <w:r>
         <w:rPr>
-          <w:b/>
           <w:sz w:val="20"/>
         </w:rPr>
-        <w:t xml:space="preserve">23. </w:t>
+        <w:t xml:space="preserve">Rosenhan, D. L. 1973. “On Being Sane in Insane Places.” </w:t>
+      </w:r>
+      <w:r>
+        <w:rPr>
+          <w:i/>
+          <w:sz w:val="20"/>
+        </w:rPr>
+        <w:t>Science</w:t>
       </w:r>
       <w:r>
         <w:rPr>
           <w:sz w:val="20"/>
         </w:rPr>
-        <w:t>Feinstein AR, Sosin DM, Wells CK. The Will Rogers phenomenon: stage migration and new diagnostic techniques as a source of misleading statistics for survival in cancer. N Engl J Med. 1985;312(25):1604–8.</w:t>
+        <w:t xml:space="preserve"> 179 (4070): 250–58.</w:t>
       </w:r>
     </w:p>
     <w:p>
       <w:pPr>
         <w:spacing w:after="40" w:line="276" w:lineRule="auto"/>
+        <w:ind w:left="720" w:hanging="720"/>
       </w:pPr>
       <w:r>
         <w:rPr>
-          <w:b/>
           <w:sz w:val="20"/>
         </w:rPr>
-        <w:t xml:space="preserve">24. </w:t>
+        <w:t xml:space="preserve">Sapir, E. 1929. “The Status of Linguistics as a Science.” </w:t>
+      </w:r>
+      <w:r>
+        <w:rPr>
+          <w:i/>
+          <w:sz w:val="20"/>
+        </w:rPr>
+        <w:t>Language</w:t>
       </w:r>
       <w:r>
         <w:rPr>
           <w:sz w:val="20"/>
         </w:rPr>
-        <w:t>Brierley JD, Gospodarowicz MK, Wittekind C, editors. TNM classification of malignant tumours. 8th ed. Oxford: Wiley Blackwell; 2017.</w:t>
+        <w:t xml:space="preserve"> 5 (4): 207–14.</w:t>
       </w:r>
     </w:p>
     <w:p>
       <w:pPr>
         <w:spacing w:after="40" w:line="276" w:lineRule="auto"/>
+        <w:ind w:left="720" w:hanging="720"/>
       </w:pPr>
       <w:r>
         <w:rPr>
-          <w:b/>
           <w:sz w:val="20"/>
         </w:rPr>
-        <w:t xml:space="preserve">25. </w:t>
+        <w:t xml:space="preserve">Sims, R., Z. A. Michaleff, P. Glasziou, and R. Thomas. 2021. “Consequences of a Diagnostic Label: A Systematic Scoping Review and Thematic Framework.” </w:t>
+      </w:r>
+      <w:r>
+        <w:rPr>
+          <w:i/>
+          <w:sz w:val="20"/>
+        </w:rPr>
+        <w:t>Frontiers in Public Health</w:t>
       </w:r>
       <w:r>
         <w:rPr>
           <w:sz w:val="20"/>
         </w:rPr>
-        <w:t>Boorse C. Health as a theoretical concept. Philos Sci. 1977;44(4):542–73.</w:t>
+        <w:t xml:space="preserve"> 9: 725877.</w:t>
       </w:r>
     </w:p>
     <w:p>
       <w:pPr>
         <w:spacing w:after="40" w:line="276" w:lineRule="auto"/>
+        <w:ind w:left="720" w:hanging="720"/>
       </w:pPr>
       <w:r>
         <w:rPr>
-          <w:b/>
           <w:sz w:val="20"/>
         </w:rPr>
-        <w:t xml:space="preserve">26. </w:t>
+        <w:t xml:space="preserve">Swartz, L. 1985. “Anorexia Nervosa as a Culture-Bound Syndrome.” </w:t>
+      </w:r>
+      <w:r>
+        <w:rPr>
+          <w:i/>
+          <w:sz w:val="20"/>
+        </w:rPr>
+        <w:t>Social Science &amp; Medicine</w:t>
       </w:r>
       <w:r>
         <w:rPr>
           <w:sz w:val="20"/>
         </w:rPr>
-        <w:t>Kirmayer LJ. Cultural variations in the clinical presentation of depression and anxiety: implications for diagnosis and treatment. J Clin Psychiatry. 2001;62 Suppl 13:22–8.</w:t>
+        <w:t xml:space="preserve"> 20 (7): 725–30.</w:t>
       </w:r>
     </w:p>
     <w:p>
       <w:pPr>
         <w:spacing w:after="40" w:line="276" w:lineRule="auto"/>
+        <w:ind w:left="720" w:hanging="720"/>
       </w:pPr>
       <w:r>
         <w:rPr>
-          <w:b/>
           <w:sz w:val="20"/>
         </w:rPr>
-        <w:t xml:space="preserve">27. </w:t>
+        <w:t xml:space="preserve">Treede, R.-D., W. Rief, A. Barke, et al. 2019. “Chronic Pain as a Symptom or a Disease: The IASP Classification of Chronic Pain for the International Classification of Diseases (ICD-11).” </w:t>
+      </w:r>
+      <w:r>
+        <w:rPr>
+          <w:i/>
+          <w:sz w:val="20"/>
+        </w:rPr>
+        <w:t>Pain</w:t>
       </w:r>
       <w:r>
         <w:rPr>
           <w:sz w:val="20"/>
         </w:rPr>
-        <w:t>Zachar P, Kendler KS. The philosophy of nosology. Annu Rev Clin Psychol. 2017;13:49–71.</w:t>
+        <w:t xml:space="preserve"> 160 (1): 19–27.</w:t>
       </w:r>
     </w:p>
     <w:p>
       <w:pPr>
         <w:spacing w:after="40" w:line="276" w:lineRule="auto"/>
+        <w:ind w:left="720" w:hanging="720"/>
       </w:pPr>
       <w:r>
         <w:rPr>
-          <w:b/>
           <w:sz w:val="20"/>
         </w:rPr>
-        <w:t xml:space="preserve">28. </w:t>
+        <w:t xml:space="preserve">Tsou, J. Y. 2016. “Natural Kinds, Psychiatric Classification and the History of the DSM.” </w:t>
+      </w:r>
+      <w:r>
+        <w:rPr>
+          <w:i/>
+          <w:sz w:val="20"/>
+        </w:rPr>
+        <w:t>History of Psychiatry</w:t>
       </w:r>
       <w:r>
         <w:rPr>
           <w:sz w:val="20"/>
         </w:rPr>
-        <w:t>Bowker GC, Star SL. Sorting things out: classification and its consequences. Cambridge (MA): MIT Press; 1999.</w:t>
+        <w:t xml:space="preserve"> 27 (4): 406–24.</w:t>
       </w:r>
     </w:p>
     <w:p>
       <w:pPr>
         <w:spacing w:after="40" w:line="276" w:lineRule="auto"/>
+        <w:ind w:left="720" w:hanging="720"/>
       </w:pPr>
       <w:r>
         <w:rPr>
-          <w:b/>
           <w:sz w:val="20"/>
         </w:rPr>
-        <w:t xml:space="preserve">29. </w:t>
+        <w:t xml:space="preserve">Warner, R. 1977. “The Relationship between Language and Disease Concepts.” </w:t>
+      </w:r>
+      <w:r>
+        <w:rPr>
+          <w:i/>
+          <w:sz w:val="20"/>
+        </w:rPr>
+        <w:t>International Journal of Psychiatry in Medicine</w:t>
       </w:r>
       <w:r>
         <w:rPr>
           <w:sz w:val="20"/>
         </w:rPr>
-        <w:t>Rosenhan DL. On being sane in insane places. Science. 1973;179(4070):250–8.</w:t>
+        <w:t xml:space="preserve"> 7 (1): 57–68.</w:t>
       </w:r>
     </w:p>
     <w:p>
       <w:pPr>
         <w:spacing w:after="40" w:line="276" w:lineRule="auto"/>
+        <w:ind w:left="720" w:hanging="720"/>
       </w:pPr>
       <w:r>
         <w:rPr>
-          <w:b/>
           <w:sz w:val="20"/>
         </w:rPr>
-        <w:t xml:space="preserve">30. </w:t>
+        <w:t xml:space="preserve">Whorf, B. L. 1956. </w:t>
+      </w:r>
+      <w:r>
+        <w:rPr>
+          <w:i/>
+          <w:sz w:val="20"/>
+        </w:rPr>
+        <w:t>Language, Thought, and Reality: Selected Writings of Benjamin Lee Whorf</w:t>
       </w:r>
       <w:r>
         <w:rPr>
           <w:sz w:val="20"/>
         </w:rPr>
-        <w:t>Engel GL. The need for a new medical model: a challenge for biomedicine. Science. 1977;196(4286):129–36.</w:t>
+        <w:t>. Edited by J. B. Carroll. Cambridge, MA: MIT Press.</w:t>
       </w:r>
     </w:p>
     <w:p>
       <w:pPr>
         <w:spacing w:after="40" w:line="276" w:lineRule="auto"/>
+        <w:ind w:left="720" w:hanging="720"/>
       </w:pPr>
       <w:r>
         <w:rPr>
-          <w:b/>
           <w:sz w:val="20"/>
         </w:rPr>
-        <w:t xml:space="preserve">31. </w:t>
+        <w:t xml:space="preserve">World Health Organization. 2019. </w:t>
+      </w:r>
+      <w:r>
+        <w:rPr>
+          <w:i/>
+          <w:sz w:val="20"/>
+        </w:rPr>
+        <w:t>ICD-11 for Mortality and Morbidity Statistics</w:t>
       </w:r>
       <w:r>
         <w:rPr>
           <w:sz w:val="20"/>
         </w:rPr>
-        <w:t>Frances A. Saving normal: an insider's revolt against out-of-control psychiatric diagnosis, DSM-5, Big Pharma, and the medicalization of ordinary life. New York: William Morrow; 2013.</w:t>
+        <w:t>. Geneva: World Health Organization.</w:t>
       </w:r>
     </w:p>
     <w:p>
       <w:pPr>
         <w:spacing w:after="40" w:line="276" w:lineRule="auto"/>
+        <w:ind w:left="720" w:hanging="720"/>
       </w:pPr>
       <w:r>
         <w:rPr>
-          <w:b/>
           <w:sz w:val="20"/>
         </w:rPr>
-        <w:t xml:space="preserve">32. </w:t>
+        <w:t xml:space="preserve">Zachar, P., and K. S. Kendler. 2017. “The Philosophy of Nosology.” </w:t>
+      </w:r>
+      <w:r>
+        <w:rPr>
+          <w:i/>
+          <w:sz w:val="20"/>
+        </w:rPr>
+        <w:t>Annual Review of Clinical Psychology</w:t>
       </w:r>
       <w:r>
         <w:rPr>
           <w:sz w:val="20"/>
         </w:rPr>
-        <w:t>Craddock N, Owen MJ. The Kraepelinian dichotomy — going, going... but still not gone. Br J Psychiatry. 2010;196(2):92–5.</w:t>
+        <w:t xml:space="preserve"> 13: 49–71.</w:t>
       </w:r>
     </w:p>
     <w:sectPr>
